--- a/Gradiente Linear 3.29 - Manual do Usuário.docx
+++ b/Gradiente Linear 3.29 - Manual do Usuário.docx
@@ -928,7 +928,7 @@
         <w:pStyle w:val="Ttulo3"/>
       </w:pPr>
       <w:r>
-        <w:t>Estoque Máximo (v3.28)</w:t>
+        <w:t>Estoque Máximo (v3.28 / v3.29)</w:t>
       </w:r>
     </w:p>
     <w:p>
@@ -936,7 +936,7 @@
         <w:pStyle w:val="PargrafodaLista"/>
       </w:pPr>
       <w:r>
-        <w:t>Limite de posições simultâneas configurável (EstoqueMaximo)</w:t>
+        <w:t xml:space="preserve">Limite de posições simultâneas configurável (EstoqueMaximo)</w:t>
       </w:r>
     </w:p>
     <w:p>
@@ -944,7 +944,7 @@
         <w:pStyle w:val="PargrafodaLista"/>
       </w:pPr>
       <w:r>
-        <w:t>Insere automaticamente ordem Stop no ponto médio entre última executada e próxima pendente</w:t>
+        <w:t xml:space="preserve">Quando posições &gt; limite: dispara ordem a mercado oposta com histerese</w:t>
       </w:r>
     </w:p>
     <w:p>
@@ -952,7 +952,7 @@
         <w:pStyle w:val="PargrafodaLista"/>
       </w:pPr>
       <w:r>
-        <w:t>Volume da Stop = volume da próxima ordem da grade (respeita J)</w:t>
+        <w:t xml:space="preserve">Volume a mercado = k × volumeMin + volume da próxima ordem da grade</w:t>
       </w:r>
     </w:p>
     <w:p>
@@ -960,7 +960,15 @@
         <w:pStyle w:val="PargrafodaLista"/>
       </w:pPr>
       <w:r>
-        <w:t>HEDGE: fecha posição mais antiga | NETTING: reduz posição consolidada</w:t>
+        <w:t xml:space="preserve">HEDGE: fecha k posições mais antigas + buffer a mercado | NETTING: reduz consolidada</w:t>
+      </w:r>
+    </w:p>
+    <w:p>
+      <w:pPr>
+        <w:pStyle w:val="PargrafodaLista"/>
+      </w:pPr>
+      <w:r>
+        <w:t xml:space="preserve">Disparada antes de reinserir as extremas, evitando self-match com pendentes do próprio EA</w:t>
       </w:r>
     </w:p>
     <w:p>
@@ -7786,7 +7794,7 @@
         <w:pStyle w:val="Ttulo2"/>
       </w:pPr>
       <w:r>
-        <w:t xml:space="preserve">4.11 Estoque Máximo (v3.28)</w:t>
+        <w:t>4.11 Estoque Máximo (v3.28 / v3.29)</w:t>
       </w:r>
     </w:p>
     <w:p>
@@ -7794,7 +7802,7 @@
         <w:pStyle w:val="Normal"/>
       </w:pPr>
       <w:r>
-        <w:t xml:space="preserve">Limita o número máximo de posições simultâneas. Ao ser atingido, o EA insere uma ordem Stop de proteção que reduzirá o estoque caso o mercado continue na direção contrária.</w:t>
+        <w:t>Limita o número máximo de posições simultâneas. Quando o limite é excedido após uma execução, o EA dispara uma ordem a mercado oposta para retornar exatamente ao limite, com histerese baseada na próxima ordem pendente da grade.</w:t>
       </w:r>
     </w:p>
     <w:tbl>
@@ -7918,7 +7926,7 @@
         <w:pStyle w:val="PargrafodaLista"/>
       </w:pPr>
       <w:r>
-        <w:t xml:space="preserve">EA monitora o número de posições abertas (filtrado por MagicNumber em HEDGE).</w:t>
+        <w:t xml:space="preserve">Após cada execução, o EA conta as posições abertas (filtradas por MagicNumber em HEDGE; volume / VolumeMin em NETTING).</w:t>
       </w:r>
     </w:p>
     <w:p>
@@ -7926,7 +7934,7 @@
         <w:pStyle w:val="PargrafodaLista"/>
       </w:pPr>
       <w:r>
-        <w:t xml:space="preserve">Ao atingir EstoqueMaximo, calcula o ponto médio entre o preço da última ordem executada e o preço da próxima ordem pendente da grade.</w:t>
+        <w:t xml:space="preserve">Se posições &gt; EstoqueMaximo, calcula k = posições - EstoqueMaximo (excedente).</w:t>
       </w:r>
     </w:p>
     <w:p>
@@ -7934,7 +7942,7 @@
         <w:pStyle w:val="PargrafodaLista"/>
       </w:pPr>
       <w:r>
-        <w:t xml:space="preserve">Insere uma ordem Stop (BUY_STOP ou SELL_STOP, conforme o lado acumulado) com volume igual ao da próxima ordem da grade.</w:t>
+        <w:t xml:space="preserve">Identifica a próxima ordem pendente do lado acumulador (a que faria o estoque crescer ainda mais) e captura seu volume = v_próxima.</w:t>
       </w:r>
     </w:p>
     <w:p>
@@ -7942,7 +7950,7 @@
         <w:pStyle w:val="PargrafodaLista"/>
       </w:pPr>
       <w:r>
-        <w:t xml:space="preserve">Se o mercado continuar contra, a Stop é executada e reduz o estoque (HEDGE: fecha a posição mais antiga; NETTING: reduz a consolidada).</w:t>
+        <w:t xml:space="preserve">Dispara ordem a mercado oposta com volume total = k × VolumeMin + v_próxima (histerese).</w:t>
       </w:r>
     </w:p>
     <w:p>
@@ -7950,7 +7958,15 @@
         <w:pStyle w:val="PargrafodaLista"/>
       </w:pPr>
       <w:r>
-        <w:t xml:space="preserve">Se o estoque voltar abaixo do limite, a Stop é cancelada automaticamente.</w:t>
+        <w:t xml:space="preserve">NETTING: única ordem a mercado reduz a posição consolidada.</w:t>
+      </w:r>
+    </w:p>
+    <w:p>
+      <w:pPr>
+        <w:pStyle w:val="PargrafodaLista"/>
+      </w:pPr>
+      <w:r>
+        <w:t xml:space="preserve">HEDGE: fecha as k posições mais antigas (uma a uma) + ordem a mercado adicional de v_próxima.</w:t>
       </w:r>
     </w:p>
     <w:p>
@@ -7958,7 +7974,31 @@
         <w:pStyle w:val="Normal"/>
       </w:pPr>
       <w:r>
-        <w:t xml:space="preserve">Recomendação: configure EstoqueMaximo igual à metade da grade total para evitar exposição máxima.</w:t>
+        <w:t xml:space="preserve">Importante: a ordem a mercado é enviada ANTES de reinserir as ordens extremas da grade no book — isso evita cancelamento por self-trade contra pendentes do próprio EA na B3.</w:t>
+      </w:r>
+    </w:p>
+    <w:p>
+      <w:pPr>
+        <w:pStyle w:val="Normal"/>
+      </w:pPr>
+      <w:r>
+        <w:t xml:space="preserve">Histerese: após a proteção, o estoque fica v_próxima abaixo do limite. Quando a próxima ordem da grade for executada, ele retorna exatamente ao limite, sem disparar nova proteção.</w:t>
+      </w:r>
+    </w:p>
+    <w:p>
+      <w:pPr>
+        <w:pStyle w:val="Normal"/>
+      </w:pPr>
+      <w:r>
+        <w:t xml:space="preserve">As ordens disparadas são marcadas com o comentário MaxInv:&lt;N&gt; e ignoradas pelo fluxo da grade (não geram ordens de gain).</w:t>
+      </w:r>
+    </w:p>
+    <w:p>
+      <w:pPr>
+        <w:pStyle w:val="Normal"/>
+      </w:pPr>
+      <w:r>
+        <w:t xml:space="preserve">Recomendação: configure EstoqueMaximo igual à metade da grade total para evitar exposição excessiva.</w:t>
       </w:r>
     </w:p>
     <w:p>
@@ -10482,7 +10522,7 @@
         <w:pStyle w:val="Ttulo2"/>
       </w:pPr>
       <w:r>
-        <w:t xml:space="preserve">5.9 Estoque Máximo — Stop de Proteção (v3.28)</w:t>
+        <w:t>5.9 Estoque Máximo — Proteção via Ordem a Mercado (v3.28 / v3.29)</w:t>
       </w:r>
     </w:p>
     <w:p>
@@ -10490,7 +10530,7 @@
         <w:pStyle w:val="Normal"/>
       </w:pPr>
       <w:r>
-        <w:t xml:space="preserve">O parâmetro EstoqueMaximo define o número máximo de posições simultâneas. Quando o limite é alcançado, o EA insere automaticamente uma ordem Stop de proteção entre a última ordem executada e a próxima pendente da grade.</w:t>
+        <w:t xml:space="preserve">O parâmetro EstoqueMaximo define o teto absoluto de posições simultâneas que a grade pode manter abertas. Quando esse teto é excedido após uma execução, o EA dispara uma ordem a mercado oposta que retorna o estoque ao limite. A proteção foi reformulada na v3.29 (revisada): a versão original (v3.28) usava ordem Stop pendente, mas em ativos com grade apertada ou tick size grande o Stop era rejeitado pela corretora por violar SYMBOL_TRADE_STOPS_LEVEL, deixando o estoque crescer sem controle.</w:t>
       </w:r>
     </w:p>
     <w:p>
@@ -10498,7 +10538,47 @@
         <w:pStyle w:val="Ttulo3"/>
       </w:pPr>
       <w:r>
-        <w:t xml:space="preserve">Cálculo do preço da Stop:</w:t>
+        <w:t xml:space="preserve">Fluxo após cada execução da grade:</w:t>
+      </w:r>
+    </w:p>
+    <w:p>
+      <w:pPr>
+        <w:pStyle w:val="PargrafodaLista"/>
+      </w:pPr>
+      <w:r>
+        <w:t xml:space="preserve">Conta posições abertas (HEDGE: filtradas por MagicNumber; NETTING: volume consolidado dividido por VolumeMin).</w:t>
+      </w:r>
+    </w:p>
+    <w:p>
+      <w:pPr>
+        <w:pStyle w:val="PargrafodaLista"/>
+      </w:pPr>
+      <w:r>
+        <w:t xml:space="preserve">Se posições &gt; EstoqueMaximo, calcula k = posições - EstoqueMaximo (excedente).</w:t>
+      </w:r>
+    </w:p>
+    <w:p>
+      <w:pPr>
+        <w:pStyle w:val="PargrafodaLista"/>
+      </w:pPr>
+      <w:r>
+        <w:t xml:space="preserve">Busca a próxima ordem pendente do lado acumulador (a que aumentaria ainda mais o estoque) no array da grade e captura v_próxima = volume dela.</w:t>
+      </w:r>
+    </w:p>
+    <w:p>
+      <w:pPr>
+        <w:pStyle w:val="PargrafodaLista"/>
+      </w:pPr>
+      <w:r>
+        <w:t xml:space="preserve">Determina o lado da proteção: acumulando comprado → VENDE | acumulando vendido → COMPRA.</w:t>
+      </w:r>
+    </w:p>
+    <w:p>
+      <w:pPr>
+        <w:pStyle w:val="Ttulo3"/>
+      </w:pPr>
+      <w:r>
+        <w:t xml:space="preserve">Cálculo do volume total a fechar:</w:t>
       </w:r>
     </w:p>
     <w:p>
@@ -10506,7 +10586,15 @@
         <w:pStyle w:val="Normal"/>
       </w:pPr>
       <w:r>
-        <w:t xml:space="preserve">preco_stop = (preco_ultima_executada + preco_proxima_pendente) / 2  (arredondado para tick size)</w:t>
+        <w:t xml:space="preserve">volume_total = k × VolumeMin + v_próxima  (histerese)</w:t>
+      </w:r>
+    </w:p>
+    <w:p>
+      <w:pPr>
+        <w:pStyle w:val="Normal"/>
+      </w:pPr>
+      <w:r>
+        <w:t xml:space="preserve">O termo k × VolumeMin retorna o estoque exatamente ao limite. O termo v_próxima cria um buffer de uma ordem inteira da grade — quando a próxima pendente for executada, o estoque retorna ao limite, sem disparar nova proteção imediata.</w:t>
       </w:r>
     </w:p>
     <w:p>
@@ -10514,7 +10602,23 @@
         <w:pStyle w:val="Ttulo3"/>
       </w:pPr>
       <w:r>
-        <w:t xml:space="preserve">Volume e tipo:</w:t>
+        <w:t xml:space="preserve">Execução em NETTING:</w:t>
+      </w:r>
+    </w:p>
+    <w:p>
+      <w:pPr>
+        <w:pStyle w:val="Normal"/>
+      </w:pPr>
+      <w:r>
+        <w:t xml:space="preserve">Uma única ordem a mercado oposta reduz a posição consolidada do símbolo no volume calculado.</w:t>
+      </w:r>
+    </w:p>
+    <w:p>
+      <w:pPr>
+        <w:pStyle w:val="Ttulo3"/>
+      </w:pPr>
+      <w:r>
+        <w:t xml:space="preserve">Execução em HEDGE:</w:t>
       </w:r>
     </w:p>
     <w:p>
@@ -10522,7 +10626,7 @@
         <w:pStyle w:val="PargrafodaLista"/>
       </w:pPr>
       <w:r>
-        <w:t xml:space="preserve">Volume = volume da próxima ordem da grade (respeita o multiplicador J)</w:t>
+        <w:t xml:space="preserve">Fecha as k posições mais antigas (uma a uma, pelo timestamp POSITION_TIME), por meio de PositionClose(ticket).</w:t>
       </w:r>
     </w:p>
     <w:p>
@@ -10530,7 +10634,7 @@
         <w:pStyle w:val="PargrafodaLista"/>
       </w:pPr>
       <w:r>
-        <w:t xml:space="preserve">Acumulando BUYs (mercado caindo) → SELL STOP</w:t>
+        <w:t xml:space="preserve">Em seguida, dispara uma ordem a mercado adicional com volume = v_próxima como buffer de histerese.</w:t>
       </w:r>
     </w:p>
     <w:p>
@@ -10538,7 +10642,7 @@
         <w:pStyle w:val="PargrafodaLista"/>
       </w:pPr>
       <w:r>
-        <w:t xml:space="preserve">Acumulando SELLs (mercado subindo) → BUY STOP</w:t>
+        <w:t xml:space="preserve">Cada fechamento é log isolado, permitindo auditoria das posições afetadas.</w:t>
       </w:r>
     </w:p>
     <w:p>
@@ -10546,7 +10650,39 @@
         <w:pStyle w:val="Ttulo3"/>
       </w:pPr>
       <w:r>
-        <w:t xml:space="preserve">Quando a Stop é executada:</w:t>
+        <w:t xml:space="preserve">Ordem das operações (crítico para B3):</w:t>
+      </w:r>
+    </w:p>
+    <w:p>
+      <w:pPr>
+        <w:pStyle w:val="Normal"/>
+      </w:pPr>
+      <w:r>
+        <w:t xml:space="preserve">A proteção é disparada ANTES da rotina InserirOrdensExtremas reposicionar as pendentes no book. Esse detalhe é essencial em corretoras B3 com prevenção de self-trade: se as novas pendentes do EA já estiverem ativas, a ordem a mercado é silenciosamente cancelada pelo broker (auto-execução do mesmo MagicNumber).</w:t>
+      </w:r>
+    </w:p>
+    <w:p>
+      <w:pPr>
+        <w:pStyle w:val="Ttulo3"/>
+      </w:pPr>
+      <w:r>
+        <w:t xml:space="preserve">Tag de identificação:</w:t>
+      </w:r>
+    </w:p>
+    <w:p>
+      <w:pPr>
+        <w:pStyle w:val="Normal"/>
+      </w:pPr>
+      <w:r>
+        <w:t xml:space="preserve">As ordens disparadas pela proteção carregam o comentário MaxInv:&lt;N&gt;. O OnTradeTransaction reconhece esse comentário, registra o deal no log e ignora o fluxo de gain — assim a proteção não cria ordens fantasmas na grade.</w:t>
+      </w:r>
+    </w:p>
+    <w:p>
+      <w:pPr>
+        <w:pStyle w:val="Ttulo3"/>
+      </w:pPr>
+      <w:r>
+        <w:t xml:space="preserve">Log esperado quando aciona:</w:t>
       </w:r>
     </w:p>
     <w:p>
@@ -10554,7 +10690,7 @@
         <w:pStyle w:val="PargrafodaLista"/>
       </w:pPr>
       <w:r>
-        <w:t xml:space="preserve">HEDGE: fecha a posição mais antiga, zerando seu lucro/prejuízo.</w:t>
+        <w:t xml:space="preserve">ESTOQUE MÁXIMO EXCEDIDO! Aplicando proteção (NETTING|HEDGE)</w:t>
       </w:r>
     </w:p>
     <w:p>
@@ -10562,7 +10698,71 @@
         <w:pStyle w:val="PargrafodaLista"/>
       </w:pPr>
       <w:r>
-        <w:t xml:space="preserve">NETTING: reduz a posição consolidada do símbolo.</w:t>
+        <w:t xml:space="preserve">Posições abertas: X / Máximo: Y (excedente k = N)</w:t>
+      </w:r>
+    </w:p>
+    <w:p>
+      <w:pPr>
+        <w:pStyle w:val="PargrafodaLista"/>
+      </w:pPr>
+      <w:r>
+        <w:t xml:space="preserve">Volume da próxima ordem da grade: V</w:t>
+      </w:r>
+    </w:p>
+    <w:p>
+      <w:pPr>
+        <w:pStyle w:val="PargrafodaLista"/>
+      </w:pPr>
+      <w:r>
+        <w:t xml:space="preserve">Volume a mercado: W (= k*VolumeMin + v_próxima)</w:t>
+      </w:r>
+    </w:p>
+    <w:p>
+      <w:pPr>
+        <w:pStyle w:val="PargrafodaLista"/>
+      </w:pPr>
+      <w:r>
+        <w:t xml:space="preserve">Lado: VENDA | COMPRA</w:t>
+      </w:r>
+    </w:p>
+    <w:p>
+      <w:pPr>
+        <w:pStyle w:val="PargrafodaLista"/>
+      </w:pPr>
+      <w:r>
+        <w:t xml:space="preserve">Ordem a mercado enviada. Ticket: #...</w:t>
+      </w:r>
+    </w:p>
+    <w:p>
+      <w:pPr>
+        <w:pStyle w:val="PargrafodaLista"/>
+      </w:pPr>
+      <w:r>
+        <w:t xml:space="preserve">Posições agora: X' / Máximo: Y</w:t>
+      </w:r>
+    </w:p>
+    <w:p>
+      <w:pPr>
+        <w:pStyle w:val="Ttulo2"/>
+      </w:pPr>
+      <w:r>
+        <w:t xml:space="preserve">5.10 Cooldown com Backoff Exponencial (v3.29)</w:t>
+      </w:r>
+    </w:p>
+    <w:p>
+      <w:pPr>
+        <w:pStyle w:val="Normal"/>
+      </w:pPr>
+      <w:r>
+        <w:t xml:space="preserve">Quando AcaoAposStopLoss = ACAO_STOP_COOLDOWN e o EA atinge o limite de PrejuizoMaximo, em vez de desativar imediatamente o EA pausa por um tempo configurável e tenta novamente.</w:t>
+      </w:r>
+    </w:p>
+    <w:p>
+      <w:pPr>
+        <w:pStyle w:val="Normal"/>
+      </w:pPr>
+      <w:r>
+        <w:t xml:space="preserve">Cada novo stop dobra a duração da pausa (backoff exponencial). Após esgotar MaxTentativasConsecutivas, o EA é desativado para o restante do dia (metaAtingidaHoje = true).</w:t>
       </w:r>
     </w:p>
     <w:p>
@@ -10570,7 +10770,79 @@
         <w:pStyle w:val="Ttulo3"/>
       </w:pPr>
       <w:r>
-        <w:t xml:space="preserve">Cancelamento automático:</w:t>
+        <w:t xml:space="preserve">Fluxo:</w:t>
+      </w:r>
+    </w:p>
+    <w:p>
+      <w:pPr>
+        <w:pStyle w:val="PargrafodaLista"/>
+      </w:pPr>
+      <w:r>
+        <w:t xml:space="preserve">PrejuizoMaximo atingido → tentativaAtual++ → entra em cooldown.</w:t>
+      </w:r>
+    </w:p>
+    <w:p>
+      <w:pPr>
+        <w:pStyle w:val="PargrafodaLista"/>
+      </w:pPr>
+      <w:r>
+        <w:t xml:space="preserve">Cancela todas as ordens pendentes e fecha todas as posições.</w:t>
+      </w:r>
+    </w:p>
+    <w:p>
+      <w:pPr>
+        <w:pStyle w:val="PargrafodaLista"/>
+      </w:pPr>
+      <w:r>
+        <w:t xml:space="preserve">Aguarda PausaInicialMinutos × 2^(tentativaAtual−1) minutos.</w:t>
+      </w:r>
+    </w:p>
+    <w:p>
+      <w:pPr>
+        <w:pStyle w:val="PargrafodaLista"/>
+      </w:pPr>
+      <w:r>
+        <w:t xml:space="preserve">Ao final, recria a grade (ou carrega a anterior se ReusarGradeAposPausa = true) e retoma operações.</w:t>
+      </w:r>
+    </w:p>
+    <w:p>
+      <w:pPr>
+        <w:pStyle w:val="Ttulo3"/>
+      </w:pPr>
+      <w:r>
+        <w:t xml:space="preserve">Resets:</w:t>
+      </w:r>
+    </w:p>
+    <w:p>
+      <w:pPr>
+        <w:pStyle w:val="PargrafodaLista"/>
+      </w:pPr>
+      <w:r>
+        <w:t xml:space="preserve">LucroAlvo atingido zera tentativaAtual (após uma vitória, recomeça a contagem).</w:t>
+      </w:r>
+    </w:p>
+    <w:p>
+      <w:pPr>
+        <w:pStyle w:val="PargrafodaLista"/>
+      </w:pPr>
+      <w:r>
+        <w:t xml:space="preserve">Reativação manual via botão 'Iniciar Operações' também zera tentativaAtual e o cooldown.</w:t>
+      </w:r>
+    </w:p>
+    <w:p>
+      <w:pPr>
+        <w:pStyle w:val="PargrafodaLista"/>
+      </w:pPr>
+      <w:r>
+        <w:t xml:space="preserve">Mudança de dia zera tentativaAtual e o cooldown.</w:t>
+      </w:r>
+    </w:p>
+    <w:p>
+      <w:pPr>
+        <w:pStyle w:val="Ttulo3"/>
+      </w:pPr>
+      <w:r>
+        <w:t xml:space="preserve">Painel:</w:t>
       </w:r>
     </w:p>
     <w:p>
@@ -10578,7 +10850,23 @@
         <w:pStyle w:val="Normal"/>
       </w:pPr>
       <w:r>
-        <w:t xml:space="preserve">Quando o estoque cai abaixo do limite, a ordem Stop é cancelada automaticamente.</w:t>
+        <w:t xml:space="preserve">Durante o cooldown, o painel exibe 'EM COOLDOWN' e o tempo restante em minutos, junto da contagem de tentativas (ex: 2/3).</w:t>
+      </w:r>
+    </w:p>
+    <w:p>
+      <w:pPr>
+        <w:pStyle w:val="Normal"/>
+      </w:pPr>
+      <w:r>
+        <w:t xml:space="preserve">Durante o cooldown, a sincronização pós-reconexão e o processamento de novos deals são bloqueados, evitando que o EA reabra posições enquanto está pausado.</w:t>
+      </w:r>
+    </w:p>
+    <w:p>
+      <w:pPr>
+        <w:pStyle w:val="Ttulo1"/>
+      </w:pPr>
+      <w:r>
+        <w:t>6. NOVIDADES DA v3.22 À v3.29</w:t>
       </w:r>
     </w:p>
     <w:p>
@@ -10586,7 +10874,7 @@
         <w:pStyle w:val="Ttulo2"/>
       </w:pPr>
       <w:r>
-        <w:t xml:space="preserve">5.10 Cooldown com Backoff Exponencial (v3.29)</w:t>
+        <w:t xml:space="preserve">v3.29 — Cooldown com Backoff Exponencial Após Stop Loss</w:t>
       </w:r>
     </w:p>
     <w:p>
@@ -10594,7 +10882,39 @@
         <w:pStyle w:val="Normal"/>
       </w:pPr>
       <w:r>
-        <w:t xml:space="preserve">Quando AcaoAposStopLoss = ACAO_STOP_COOLDOWN e o EA atinge o limite de PrejuizoMaximo, em vez de desativar imediatamente o EA pausa por um tempo configurável e tenta novamente.</w:t>
+        <w:t xml:space="preserve">Principal novidade desta versão. Permite ao EA reagir de forma escalonada ao atingir o limite de prejuízo, em vez de simplesmente desativar.</w:t>
+      </w:r>
+    </w:p>
+    <w:p>
+      <w:pPr>
+        <w:pStyle w:val="Ttulo3"/>
+      </w:pPr>
+      <w:r>
+        <w:t xml:space="preserve">Novo enum ENUM_ACAO_STOP com três opções:</w:t>
+      </w:r>
+    </w:p>
+    <w:p>
+      <w:pPr>
+        <w:pStyle w:val="PargrafodaLista"/>
+      </w:pPr>
+      <w:r>
+        <w:t xml:space="preserve">ACAO_STOP_DESATIVAR: comportamento padrão das versões anteriores — fecha tudo e desativa.</w:t>
+      </w:r>
+    </w:p>
+    <w:p>
+      <w:pPr>
+        <w:pStyle w:val="PargrafodaLista"/>
+      </w:pPr>
+      <w:r>
+        <w:t xml:space="preserve">ACAO_STOP_RECRIAR: fecha tudo e cria nova grade imediatamente.</w:t>
+      </w:r>
+    </w:p>
+    <w:p>
+      <w:pPr>
+        <w:pStyle w:val="PargrafodaLista"/>
+      </w:pPr>
+      <w:r>
+        <w:t xml:space="preserve">ACAO_STOP_COOLDOWN: pausa com backoff exponencial e retoma operações ao final.</w:t>
       </w:r>
     </w:p>
     <w:p>
@@ -10602,15 +10922,39 @@
         <w:pStyle w:val="Normal"/>
       </w:pPr>
       <w:r>
-        <w:t xml:space="preserve">Cada novo stop dobra a duração da pausa (backoff exponencial). Após esgotar MaxTentativasConsecutivas, o EA é desativado para o restante do dia (metaAtingidaHoje = true).</w:t>
-      </w:r>
-    </w:p>
-    <w:p>
-      <w:pPr>
-        <w:pStyle w:val="Ttulo3"/>
-      </w:pPr>
-      <w:r>
-        <w:t xml:space="preserve">Fluxo:</w:t>
+        <w:t xml:space="preserve">Novos parâmetros: AcaoAposStopLoss, PausaInicialMinutos, MaxTentativasConsecutivas, ReusarGradeAposPausa.</w:t>
+      </w:r>
+    </w:p>
+    <w:p>
+      <w:pPr>
+        <w:pStyle w:val="Normal"/>
+      </w:pPr>
+      <w:r>
+        <w:t xml:space="preserve">Backoff: a pausa dobra a cada nova tentativa (30 → 60 → 120 min). Após esgotar tentativas, EA desativa para o dia.</w:t>
+      </w:r>
+    </w:p>
+    <w:p>
+      <w:pPr>
+        <w:pStyle w:val="Normal"/>
+      </w:pPr>
+      <w:r>
+        <w:t xml:space="preserve">Resets automáticos: lucro atingido, reativação manual e mudança de dia zeram o contador.</w:t>
+      </w:r>
+    </w:p>
+    <w:p>
+      <w:pPr>
+        <w:pStyle w:val="Ttulo2"/>
+      </w:pPr>
+      <w:r>
+        <w:t>v3.28 / v3.29 — Estoque Máximo (Ordem a Mercado com Histerese)</w:t>
+      </w:r>
+    </w:p>
+    <w:p>
+      <w:pPr>
+        <w:pStyle w:val="Normal"/>
+      </w:pPr>
+      <w:r>
+        <w:t xml:space="preserve">v3.28 introduziu o controle de estoque via Stop pendente; v3.29 (revisada) substituiu o Stop por ordem a mercado com histerese, eliminando rejeições por SYMBOL_TRADE_STOPS_LEVEL e self-trade na B3.</w:t>
       </w:r>
     </w:p>
     <w:p>
@@ -10618,7 +10962,7 @@
         <w:pStyle w:val="PargrafodaLista"/>
       </w:pPr>
       <w:r>
-        <w:t xml:space="preserve">PrejuizoMaximo atingido → tentativaAtual++ → entra em cooldown.</w:t>
+        <w:t xml:space="preserve">Parâmetro: EstoqueMaximo (int, 0 = desabilitado).</w:t>
       </w:r>
     </w:p>
     <w:p>
@@ -10626,7 +10970,7 @@
         <w:pStyle w:val="PargrafodaLista"/>
       </w:pPr>
       <w:r>
-        <w:t xml:space="preserve">Cancela todas as ordens pendentes e fecha todas as posições.</w:t>
+        <w:t xml:space="preserve">Detecção: após cada execução, se posições &gt; EstoqueMaximo.</w:t>
       </w:r>
     </w:p>
     <w:p>
@@ -10634,7 +10978,7 @@
         <w:pStyle w:val="PargrafodaLista"/>
       </w:pPr>
       <w:r>
-        <w:t xml:space="preserve">Aguarda PausaInicialMinutos × 2^(tentativaAtual−1) minutos.</w:t>
+        <w:t xml:space="preserve">Cálculo: volume = k × VolumeMin + v_próxima (k = excedente; v_próxima = volume da próxima ordem da grade no lado acumulador).</w:t>
       </w:r>
     </w:p>
     <w:p>
@@ -10642,15 +10986,7 @@
         <w:pStyle w:val="PargrafodaLista"/>
       </w:pPr>
       <w:r>
-        <w:t xml:space="preserve">Ao final, recria a grade (ou carrega a anterior se ReusarGradeAposPausa = true) e retoma operações.</w:t>
-      </w:r>
-    </w:p>
-    <w:p>
-      <w:pPr>
-        <w:pStyle w:val="Ttulo3"/>
-      </w:pPr>
-      <w:r>
-        <w:t xml:space="preserve">Resets:</w:t>
+        <w:t xml:space="preserve">NETTING: ordem a mercado oposta única, reduz a consolidada.</w:t>
       </w:r>
     </w:p>
     <w:p>
@@ -10658,7 +10994,7 @@
         <w:pStyle w:val="PargrafodaLista"/>
       </w:pPr>
       <w:r>
-        <w:t xml:space="preserve">LucroAlvo atingido zera tentativaAtual (após uma vitória, recomeça a contagem).</w:t>
+        <w:t xml:space="preserve">HEDGE: fecha k posições mais antigas + buffer a mercado de v_próxima.</w:t>
       </w:r>
     </w:p>
     <w:p>
@@ -10666,7 +11002,7 @@
         <w:pStyle w:val="PargrafodaLista"/>
       </w:pPr>
       <w:r>
-        <w:t xml:space="preserve">Reativação manual via botão 'Iniciar Operações' também zera tentativaAtual e o cooldown.</w:t>
+        <w:t xml:space="preserve">Ordem disparada ANTES de InserirOrdensExtremas para evitar cancelamento por self-trade contra pendentes do próprio EA.</w:t>
       </w:r>
     </w:p>
     <w:p>
@@ -10674,63 +11010,7 @@
         <w:pStyle w:val="PargrafodaLista"/>
       </w:pPr>
       <w:r>
-        <w:t xml:space="preserve">Mudança de dia zera tentativaAtual e o cooldown.</w:t>
-      </w:r>
-    </w:p>
-    <w:p>
-      <w:pPr>
-        <w:pStyle w:val="Ttulo3"/>
-      </w:pPr>
-      <w:r>
-        <w:t xml:space="preserve">Painel:</w:t>
-      </w:r>
-    </w:p>
-    <w:p>
-      <w:pPr>
-        <w:pStyle w:val="Normal"/>
-      </w:pPr>
-      <w:r>
-        <w:t xml:space="preserve">Durante o cooldown, o painel exibe 'EM COOLDOWN' e o tempo restante em minutos, junto da contagem de tentativas (ex: 2/3).</w:t>
-      </w:r>
-    </w:p>
-    <w:p>
-      <w:pPr>
-        <w:pStyle w:val="Normal"/>
-      </w:pPr>
-      <w:r>
-        <w:t xml:space="preserve">Durante o cooldown, a sincronização pós-reconexão e o processamento de novos deals são bloqueados, evitando que o EA reabra posições enquanto está pausado.</w:t>
-      </w:r>
-    </w:p>
-    <w:p>
-      <w:pPr>
-        <w:pStyle w:val="Ttulo1"/>
-      </w:pPr>
-      <w:r>
-        <w:t>6. NOVIDADES DA v3.22 À v3.29</w:t>
-      </w:r>
-    </w:p>
-    <w:p>
-      <w:pPr>
-        <w:pStyle w:val="Ttulo2"/>
-      </w:pPr>
-      <w:r>
-        <w:t xml:space="preserve">v3.29 — Cooldown com Backoff Exponencial Após Stop Loss</w:t>
-      </w:r>
-    </w:p>
-    <w:p>
-      <w:pPr>
-        <w:pStyle w:val="Normal"/>
-      </w:pPr>
-      <w:r>
-        <w:t xml:space="preserve">Principal novidade desta versão. Permite ao EA reagir de forma escalonada ao atingir o limite de prejuízo, em vez de simplesmente desativar.</w:t>
-      </w:r>
-    </w:p>
-    <w:p>
-      <w:pPr>
-        <w:pStyle w:val="Ttulo3"/>
-      </w:pPr>
-      <w:r>
-        <w:t xml:space="preserve">Novo enum ENUM_ACAO_STOP com três opções:</w:t>
+        <w:t xml:space="preserve">Tag MaxInv:&lt;N&gt; no comentário das ordens de proteção; OnTradeTransaction ignora esses deals no fluxo da grade.</w:t>
       </w:r>
     </w:p>
     <w:p>
@@ -10738,95 +11018,7 @@
         <w:pStyle w:val="PargrafodaLista"/>
       </w:pPr>
       <w:r>
-        <w:t xml:space="preserve">ACAO_STOP_DESATIVAR: comportamento padrão das versões anteriores — fecha tudo e desativa.</w:t>
-      </w:r>
-    </w:p>
-    <w:p>
-      <w:pPr>
-        <w:pStyle w:val="PargrafodaLista"/>
-      </w:pPr>
-      <w:r>
-        <w:t xml:space="preserve">ACAO_STOP_RECRIAR: fecha tudo e cria nova grade imediatamente.</w:t>
-      </w:r>
-    </w:p>
-    <w:p>
-      <w:pPr>
-        <w:pStyle w:val="PargrafodaLista"/>
-      </w:pPr>
-      <w:r>
-        <w:t xml:space="preserve">ACAO_STOP_COOLDOWN: pausa com backoff exponencial e retoma operações ao final.</w:t>
-      </w:r>
-    </w:p>
-    <w:p>
-      <w:pPr>
-        <w:pStyle w:val="Normal"/>
-      </w:pPr>
-      <w:r>
-        <w:t xml:space="preserve">Novos parâmetros: AcaoAposStopLoss, PausaInicialMinutos, MaxTentativasConsecutivas, ReusarGradeAposPausa.</w:t>
-      </w:r>
-    </w:p>
-    <w:p>
-      <w:pPr>
-        <w:pStyle w:val="Normal"/>
-      </w:pPr>
-      <w:r>
-        <w:t xml:space="preserve">Backoff: a pausa dobra a cada nova tentativa (30 → 60 → 120 min). Após esgotar tentativas, EA desativa para o dia.</w:t>
-      </w:r>
-    </w:p>
-    <w:p>
-      <w:pPr>
-        <w:pStyle w:val="Normal"/>
-      </w:pPr>
-      <w:r>
-        <w:t xml:space="preserve">Resets automáticos: lucro atingido, reativação manual e mudança de dia zeram o contador.</w:t>
-      </w:r>
-    </w:p>
-    <w:p>
-      <w:pPr>
-        <w:pStyle w:val="Ttulo2"/>
-      </w:pPr>
-      <w:r>
-        <w:t xml:space="preserve">v3.28 — Estoque Máximo (Stop de Proteção)</w:t>
-      </w:r>
-    </w:p>
-    <w:p>
-      <w:pPr>
-        <w:pStyle w:val="Normal"/>
-      </w:pPr>
-      <w:r>
-        <w:t xml:space="preserve">Novo parâmetro EstoqueMaximo limita o número de posições simultâneas. Ao atingir o limite, o EA insere automaticamente uma ordem Stop entre a última executada e a próxima pendente.</w:t>
-      </w:r>
-    </w:p>
-    <w:p>
-      <w:pPr>
-        <w:pStyle w:val="PargrafodaLista"/>
-      </w:pPr>
-      <w:r>
-        <w:t xml:space="preserve">Volume da Stop = volume da próxima ordem da grade (respeita J).</w:t>
-      </w:r>
-    </w:p>
-    <w:p>
-      <w:pPr>
-        <w:pStyle w:val="PargrafodaLista"/>
-      </w:pPr>
-      <w:r>
-        <w:t xml:space="preserve">HEDGE: fecha a posição mais antiga ao executar | NETTING: reduz a consolidada.</w:t>
-      </w:r>
-    </w:p>
-    <w:p>
-      <w:pPr>
-        <w:pStyle w:val="PargrafodaLista"/>
-      </w:pPr>
-      <w:r>
-        <w:t xml:space="preserve">A Stop é cancelada automaticamente quando o estoque volta abaixo do limite.</w:t>
-      </w:r>
-    </w:p>
-    <w:p>
-      <w:pPr>
-        <w:pStyle w:val="Normal"/>
-      </w:pPr>
-      <w:r>
-        <w:t xml:space="preserve">Ideal para grades com J &gt; 0, onde o volume cresce — limita exposição máxima sem perder geometria da grade.</w:t>
+        <w:t xml:space="preserve">Histerese garante que a próxima execução da grade traga o estoque exatamente ao limite, sem ping-pong de proteção.</w:t>
       </w:r>
     </w:p>
     <w:p>
@@ -15975,7 +16167,7 @@
         <w:pStyle w:val="Ttulo2"/>
       </w:pPr>
       <w:r>
-        <w:t xml:space="preserve">8.7 Estoque Máximo / Stop de Proteção</w:t>
+        <w:t>8.7 Estoque Máximo / Proteção a Mercado</w:t>
       </w:r>
     </w:p>
     <w:tbl>
@@ -15995,9 +16187,6 @@
           </w:tcPr>
           <w:p>
             <w:r>
-              <w:rPr>
-                <w:b/>
-              </w:rPr>
               <w:t>Sintoma</w:t>
             </w:r>
           </w:p>
@@ -16008,9 +16197,6 @@
           </w:tcPr>
           <w:p>
             <w:r>
-              <w:rPr>
-                <w:b/>
-              </w:rPr>
               <w:t>Causa</w:t>
             </w:r>
           </w:p>
@@ -16021,9 +16207,6 @@
           </w:tcPr>
           <w:p>
             <w:r>
-              <w:rPr>
-                <w:b/>
-              </w:rPr>
               <w:t>Solução</w:t>
             </w:r>
           </w:p>
@@ -16036,7 +16219,7 @@
           </w:tcPr>
           <w:p>
             <w:r>
-              <w:t>Stop de proteção não aparece</w:t>
+              <w:t>Proteção não atua</w:t>
             </w:r>
           </w:p>
         </w:tc>
@@ -16068,7 +16251,7 @@
           </w:tcPr>
           <w:p>
             <w:r>
-              <w:t>Stop não atualiza ao executar nova ordem</w:t>
+              <w:t>Estoque ultrapassa o limite e fica preso</w:t>
             </w:r>
           </w:p>
         </w:tc>
@@ -16078,7 +16261,7 @@
           </w:tcPr>
           <w:p>
             <w:r>
-              <w:t>Grade chegou ao fim</w:t>
+              <w:t>Mercado muito rápido; várias execuções em sequência</w:t>
             </w:r>
           </w:p>
         </w:tc>
@@ -16088,7 +16271,7 @@
           </w:tcPr>
           <w:p>
             <w:r>
-              <w:t>Sem mais ordens na grade — Stop não é recriada. Use grade maior.</w:t>
+              <w:t>Próxima execução já dispara a proteção. Confira se o log mostra 'ESTOQUE MÁXIMO EXCEDIDO'.</w:t>
             </w:r>
           </w:p>
         </w:tc>
@@ -16100,7 +16283,7 @@
           </w:tcPr>
           <w:p>
             <w:r>
-              <w:t>Stop é executada e estoque ainda alto</w:t>
+              <w:t>Log mostra ordem enviada mas posição não reduz</w:t>
             </w:r>
           </w:p>
         </w:tc>
@@ -16110,7 +16293,7 @@
           </w:tcPr>
           <w:p>
             <w:r>
-              <w:t>Grade muito ampla</w:t>
+              <w:t>Self-trade: pendentes do EA no book</w:t>
             </w:r>
           </w:p>
         </w:tc>
@@ -16120,7 +16303,7 @@
           </w:tcPr>
           <w:p>
             <w:r>
-              <w:t>Reduza distâncias ou aumente EstoqueMaximo.</w:t>
+              <w:t>Confirme que a versão é v3.29 (revisada) — a proteção é disparada ANTES de InserirOrdensExtremas.</w:t>
             </w:r>
           </w:p>
         </w:tc>
@@ -16132,7 +16315,7 @@
           </w:tcPr>
           <w:p>
             <w:r>
-              <w:t>Stop cancelada inesperadamente</w:t>
+              <w:t>Sem mais ordens na grade para histerese</w:t>
             </w:r>
           </w:p>
         </w:tc>
@@ -16142,7 +16325,7 @@
           </w:tcPr>
           <w:p>
             <w:r>
-              <w:t>Estoque caiu abaixo do limite</w:t>
+              <w:t>Grade chegou ao fim</w:t>
             </w:r>
           </w:p>
         </w:tc>
@@ -16152,7 +16335,71 @@
           </w:tcPr>
           <w:p>
             <w:r>
-              <w:t>Comportamento esperado — será recriada quando o estoque subir.</w:t>
+              <w:t>Aumente OrderCountAbove/Below ou ajuste EstoqueMaximo.</w:t>
+            </w:r>
+          </w:p>
+        </w:tc>
+      </w:tr>
+      <w:tr>
+        <w:tc>
+          <w:tcPr>
+            <w:tcW w:type="dxa" w:w="3249"/>
+          </w:tcPr>
+          <w:p>
+            <w:r>
+              <w:t>HEDGE: posição antiga não fecha</w:t>
+            </w:r>
+          </w:p>
+        </w:tc>
+        <w:tc>
+          <w:tcPr>
+            <w:tcW w:type="dxa" w:w="3249"/>
+          </w:tcPr>
+          <w:p>
+            <w:r>
+              <w:t>Falha no PositionClose (erro no log)</w:t>
+            </w:r>
+          </w:p>
+        </w:tc>
+        <w:tc>
+          <w:tcPr>
+            <w:tcW w:type="dxa" w:w="3249"/>
+          </w:tcPr>
+          <w:p>
+            <w:r>
+              <w:t>Verifique permissões de trading; revise log com retcode.</w:t>
+            </w:r>
+          </w:p>
+        </w:tc>
+      </w:tr>
+      <w:tr>
+        <w:tc>
+          <w:tcPr>
+            <w:tcW w:type="dxa" w:w="3249"/>
+          </w:tcPr>
+          <w:p>
+            <w:r>
+              <w:t>Quero auditar as ordens de proteção</w:t>
+            </w:r>
+          </w:p>
+        </w:tc>
+        <w:tc>
+          <w:tcPr>
+            <w:tcW w:type="dxa" w:w="3249"/>
+          </w:tcPr>
+          <w:p>
+            <w:r>
+              <w:t>—</w:t>
+            </w:r>
+          </w:p>
+        </w:tc>
+        <w:tc>
+          <w:tcPr>
+            <w:tcW w:type="dxa" w:w="3249"/>
+          </w:tcPr>
+          <w:p>
+            <w:r>
+              <w:t>Filtre o histórico por comentário começando com MaxInv:</w:t>
             </w:r>
           </w:p>
         </w:tc>
@@ -17980,7 +18227,7 @@
           </w:tcPr>
           <w:p>
             <w:r>
-              <w:t>InserirOrdemStop()</w:t>
+              <w:t>ContarPosicoesAbertas()</w:t>
             </w:r>
           </w:p>
         </w:tc>
@@ -17990,7 +18237,7 @@
           </w:tcPr>
           <w:p>
             <w:r>
-              <w:t>Insere ordem Stop de proteção no ponto médio entre última executada e próxima pendente (v3.28)</w:t>
+              <w:t>Conta as posições abertas do EA (filtra por MagicNumber em HEDGE) (v3.28)</w:t>
             </w:r>
           </w:p>
         </w:tc>
@@ -18002,7 +18249,7 @@
           </w:tcPr>
           <w:p>
             <w:r>
-              <w:t>CancelarOrdemStop()</w:t>
+              <w:t>EntrarCooldown()</w:t>
             </w:r>
           </w:p>
         </w:tc>
@@ -18012,7 +18259,7 @@
           </w:tcPr>
           <w:p>
             <w:r>
-              <w:t>Cancela a ordem Stop de proteção quando o estoque volta abaixo do limite (v3.28)</w:t>
+              <w:t>Ativa pausa com backoff exponencial após stop loss; desativa o EA ao esgotar tentativas (v3.29)</w:t>
             </w:r>
           </w:p>
         </w:tc>
@@ -18024,7 +18271,7 @@
           </w:tcPr>
           <w:p>
             <w:r>
-              <w:t>ContarPosicoesAbertas()</w:t>
+              <w:t>VerificarCooldown()</w:t>
             </w:r>
           </w:p>
         </w:tc>
@@ -18034,7 +18281,7 @@
           </w:tcPr>
           <w:p>
             <w:r>
-              <w:t>Conta as posições abertas do EA (filtra por MagicNumber em HEDGE) (v3.28)</w:t>
+              <w:t>Verifica em OnTimer/OnTick se o cooldown expirou e retoma operações (v3.29)</w:t>
             </w:r>
           </w:p>
         </w:tc>
@@ -18046,7 +18293,7 @@
           </w:tcPr>
           <w:p>
             <w:r>
-              <w:t>EntrarCooldown()</w:t>
+              <w:t>ContarOrdensDoEA()</w:t>
             </w:r>
           </w:p>
         </w:tc>
@@ -18056,7 +18303,7 @@
           </w:tcPr>
           <w:p>
             <w:r>
-              <w:t>Ativa pausa com backoff exponencial após stop loss; desativa o EA ao esgotar tentativas (v3.29)</w:t>
+              <w:t>Conta ordens pendentes deste EA no book — usado para verificação de integridade (v3.27)</w:t>
             </w:r>
           </w:p>
         </w:tc>
@@ -18068,7 +18315,7 @@
           </w:tcPr>
           <w:p>
             <w:r>
-              <w:t>VerificarCooldown()</w:t>
+              <w:t>AplicarEstoqueMaximo()</w:t>
             </w:r>
           </w:p>
         </w:tc>
@@ -18078,29 +18325,7 @@
           </w:tcPr>
           <w:p>
             <w:r>
-              <w:t>Verifica em OnTimer/OnTick se o cooldown expirou e retoma operações (v3.29)</w:t>
-            </w:r>
-          </w:p>
-        </w:tc>
-      </w:tr>
-      <w:tr>
-        <w:tc>
-          <w:tcPr>
-            <w:tcW w:type="dxa" w:w="4000"/>
-          </w:tcPr>
-          <w:p>
-            <w:r>
-              <w:t>ContarOrdensDoEA()</w:t>
-            </w:r>
-          </w:p>
-        </w:tc>
-        <w:tc>
-          <w:tcPr>
-            <w:tcW w:type="dxa" w:w="5026"/>
-          </w:tcPr>
-          <w:p>
-            <w:r>
-              <w:t>Conta ordens pendentes deste EA no book — usado para verificação de integridade (v3.27)</w:t>
+              <w:t>Aplica o teto de Estoque Máximo via ordem a mercado oposta com histerese (v3.29 revisada — substitui InserirOrdemStop)</w:t>
             </w:r>
           </w:p>
         </w:tc>
@@ -19079,38 +19304,6 @@
           </w:tcPr>
           <w:p>
             <w:r>
-              <w:t>ticketOrdemStop</w:t>
-            </w:r>
-          </w:p>
-        </w:tc>
-        <w:tc>
-          <w:tcPr>
-            <w:tcW w:type="dxa" w:w="1500"/>
-          </w:tcPr>
-          <w:p>
-            <w:r>
-              <w:t>ulong</w:t>
-            </w:r>
-          </w:p>
-        </w:tc>
-        <w:tc>
-          <w:tcPr>
-            <w:tcW w:type="dxa" w:w="4026"/>
-          </w:tcPr>
-          <w:p>
-            <w:r>
-              <w:t>Ticket da ordem Stop de proteção ativa (0 = nenhuma) (v3.28)</w:t>
-            </w:r>
-          </w:p>
-        </w:tc>
-      </w:tr>
-      <w:tr>
-        <w:tc>
-          <w:tcPr>
-            <w:tcW w:type="dxa" w:w="3500"/>
-          </w:tcPr>
-          <w:p>
-            <w:r>
               <w:t>emCooldown</w:t>
             </w:r>
           </w:p>
@@ -20746,7 +20939,7 @@
           </w:tcPr>
           <w:p>
             <w:r>
-              <w:t>Limite de posições simultâneas; ao ser atingido, o EA insere uma ordem Stop de proteção (v3.28)</w:t>
+              <w:t>Limite máximo de posições simultâneas; ao ser excedido, o EA dispara ordem a mercado oposta para retornar ao limite (v3.28 / v3.29)</w:t>
             </w:r>
           </w:p>
         </w:tc>
@@ -20758,7 +20951,7 @@
           </w:tcPr>
           <w:p>
             <w:r>
-              <w:t>Stop de Proteção</w:t>
+              <w:t>Proteção a Mercado</w:t>
             </w:r>
           </w:p>
         </w:tc>
@@ -20768,7 +20961,7 @@
           </w:tcPr>
           <w:p>
             <w:r>
-              <w:t>Ordem Stop inserida no ponto médio entre a última ordem executada e a próxima pendente, com volume = ordem seguinte (v3.28)</w:t>
+              <w:t>Ordem a mercado oposta enviada quando posições &gt; EstoqueMaximo, com volume = k * VolumeMin + v_próxima da grade (histerese). Substitui a antiga Stop de Proteção pendente da v3.28. (v3.29 revisada)</w:t>
             </w:r>
           </w:p>
         </w:tc>

--- a/Gradiente Linear 3.29 - Manual do Usuário.docx
+++ b/Gradiente Linear 3.29 - Manual do Usuário.docx
@@ -936,7 +936,7 @@
         <w:pStyle w:val="PargrafodaLista"/>
       </w:pPr>
       <w:r>
-        <w:t xml:space="preserve">Limite de posições simultâneas configurável (EstoqueMaximo)</w:t>
+        <w:t xml:space="preserve">EstoqueMaximo é um limite de VOLUME REAL do ativo (ações, contratos), na mesma unidade dos volumes das ordens da grade</w:t>
       </w:r>
     </w:p>
     <w:p>
@@ -944,7 +944,7 @@
         <w:pStyle w:val="PargrafodaLista"/>
       </w:pPr>
       <w:r>
-        <w:t xml:space="preserve">Quando posições &gt; limite: dispara ordem a mercado oposta com histerese</w:t>
+        <w:t xml:space="preserve">Quando volume_atual &gt; EstoqueMaximo: dispara ordem a mercado oposta com volume = k + v_próxima</w:t>
       </w:r>
     </w:p>
     <w:p>
@@ -952,7 +952,7 @@
         <w:pStyle w:val="PargrafodaLista"/>
       </w:pPr>
       <w:r>
-        <w:t xml:space="preserve">Volume a mercado = k × volumeMin + volume da próxima ordem da grade</w:t>
+        <w:t xml:space="preserve">k = volume_atual - EstoqueMaximo (excedente em volume real)</w:t>
       </w:r>
     </w:p>
     <w:p>
@@ -960,7 +960,15 @@
         <w:pStyle w:val="PargrafodaLista"/>
       </w:pPr>
       <w:r>
-        <w:t xml:space="preserve">HEDGE: fecha k posições mais antigas + buffer a mercado | NETTING: reduz consolidada</w:t>
+        <w:t xml:space="preserve">v_próxima = volume da próxima ordem da grade no lado acumulador (cria a histerese)</w:t>
+      </w:r>
+    </w:p>
+    <w:p>
+      <w:pPr>
+        <w:pStyle w:val="PargrafodaLista"/>
+      </w:pPr>
+      <w:r>
+        <w:t xml:space="preserve">HEDGE: fecha as posições mais antigas (full ou partial) até cobrir k + v_próxima | NETTING: única ordem a mercado</w:t>
       </w:r>
     </w:p>
     <w:p>
@@ -7802,7 +7810,7 @@
         <w:pStyle w:val="Normal"/>
       </w:pPr>
       <w:r>
-        <w:t>Limita o número máximo de posições simultâneas. Quando o limite é excedido após uma execução, o EA dispara uma ordem a mercado oposta para retornar exatamente ao limite, com histerese baseada na próxima ordem pendente da grade.</w:t>
+        <w:t>EstoqueMaximo é tratado como LIMITE DE VOLUME REAL do ativo, na mesma unidade dos volumes das ordens da grade (não é contagem de posições). Quando o volume da posição excede esse limite após uma execução, o EA dispara uma ordem a mercado oposta para retornar ao limite, com histerese baseada na próxima ordem pendente da grade.</w:t>
       </w:r>
     </w:p>
     <w:tbl>
@@ -7926,7 +7934,7 @@
         <w:pStyle w:val="PargrafodaLista"/>
       </w:pPr>
       <w:r>
-        <w:t xml:space="preserve">Após cada execução, o EA conta as posições abertas (filtradas por MagicNumber em HEDGE; volume / VolumeMin em NETTING).</w:t>
+        <w:t xml:space="preserve">Após cada execução, o EA mede o volume total das posições (HEDGE: soma das posições com nosso MagicNumber; NETTING: volume da posição consolidada do símbolo).</w:t>
       </w:r>
     </w:p>
     <w:p>
@@ -7934,7 +7942,7 @@
         <w:pStyle w:val="PargrafodaLista"/>
       </w:pPr>
       <w:r>
-        <w:t xml:space="preserve">Se posições &gt; EstoqueMaximo, calcula k = posições - EstoqueMaximo (excedente).</w:t>
+        <w:t xml:space="preserve">Se volume_atual &gt; EstoqueMaximo, calcula k = volume_atual - EstoqueMaximo (excedente em volume real do ativo).</w:t>
       </w:r>
     </w:p>
     <w:p>
@@ -7942,7 +7950,7 @@
         <w:pStyle w:val="PargrafodaLista"/>
       </w:pPr>
       <w:r>
-        <w:t xml:space="preserve">Identifica a próxima ordem pendente do lado acumulador (a que faria o estoque crescer ainda mais) e captura seu volume = v_próxima.</w:t>
+        <w:t xml:space="preserve">Identifica a próxima ordem pendente do lado acumulador no array da grade e captura seu volume = v_próxima.</w:t>
       </w:r>
     </w:p>
     <w:p>
@@ -7950,7 +7958,7 @@
         <w:pStyle w:val="PargrafodaLista"/>
       </w:pPr>
       <w:r>
-        <w:t xml:space="preserve">Dispara ordem a mercado oposta com volume total = k × VolumeMin + v_próxima (histerese).</w:t>
+        <w:t xml:space="preserve">Dispara ordem a mercado oposta com volume total = k + v_próxima (histerese).</w:t>
       </w:r>
     </w:p>
     <w:p>
@@ -7966,7 +7974,7 @@
         <w:pStyle w:val="PargrafodaLista"/>
       </w:pPr>
       <w:r>
-        <w:t xml:space="preserve">HEDGE: fecha as k posições mais antigas (uma a uma) + ordem a mercado adicional de v_próxima.</w:t>
+        <w:t xml:space="preserve">HEDGE: fecha as posições mais antigas — usa PositionClose para fechar inteiras e PositionClosePartial quando precisa fechar só uma parte — até a soma fechada cobrir exatamente k + v_próxima.</w:t>
       </w:r>
     </w:p>
     <w:p>
@@ -7982,7 +7990,7 @@
         <w:pStyle w:val="Normal"/>
       </w:pPr>
       <w:r>
-        <w:t xml:space="preserve">Histerese: após a proteção, o estoque fica v_próxima abaixo do limite. Quando a próxima ordem da grade for executada, ele retorna exatamente ao limite, sem disparar nova proteção.</w:t>
+        <w:t xml:space="preserve">Histerese: após a proteção, o volume fica v_próxima abaixo do limite. Quando a próxima ordem da grade for executada (adicionando v_próxima ao volume), o estoque retorna exatamente ao limite, sem disparar nova proteção.</w:t>
       </w:r>
     </w:p>
     <w:p>
@@ -7990,6 +7998,38 @@
         <w:pStyle w:val="Normal"/>
       </w:pPr>
       <w:r>
+        <w:t xml:space="preserve">Exemplos numéricos (limite/excedente/v_próxima → ordem a mercado):</w:t>
+      </w:r>
+    </w:p>
+    <w:p>
+      <w:pPr>
+        <w:pStyle w:val="PargrafodaLista"/>
+      </w:pPr>
+      <w:r>
+        <w:t xml:space="preserve">WIN: 20 / 2 / 2 → 4 contratos</w:t>
+      </w:r>
+    </w:p>
+    <w:p>
+      <w:pPr>
+        <w:pStyle w:val="PargrafodaLista"/>
+      </w:pPr>
+      <w:r>
+        <w:t xml:space="preserve">VALE3 (volumeMin=100): 500 / 200 / 200 → 400 ações</w:t>
+      </w:r>
+    </w:p>
+    <w:p>
+      <w:pPr>
+        <w:pStyle w:val="Normal"/>
+      </w:pPr>
+      <w:r>
+        <w:t xml:space="preserve">Note: tudo na mesma unidade do ativo. Não há multiplicação por volumeMin.</w:t>
+      </w:r>
+    </w:p>
+    <w:p>
+      <w:pPr>
+        <w:pStyle w:val="Normal"/>
+      </w:pPr>
+      <w:r>
         <w:t xml:space="preserve">As ordens disparadas são marcadas com o comentário MaxInv:&lt;N&gt; e ignoradas pelo fluxo da grade (não geram ordens de gain).</w:t>
       </w:r>
     </w:p>
@@ -7998,7 +8038,7 @@
         <w:pStyle w:val="Normal"/>
       </w:pPr>
       <w:r>
-        <w:t xml:space="preserve">Recomendação: configure EstoqueMaximo igual à metade da grade total para evitar exposição excessiva.</w:t>
+        <w:t xml:space="preserve">Recomendação: configure EstoqueMaximo com o volume total máximo que aceita carregar, na mesma unidade das ordens.</w:t>
       </w:r>
     </w:p>
     <w:p>
@@ -10530,7 +10570,7 @@
         <w:pStyle w:val="Normal"/>
       </w:pPr>
       <w:r>
-        <w:t xml:space="preserve">O parâmetro EstoqueMaximo define o teto absoluto de posições simultâneas que a grade pode manter abertas. Quando esse teto é excedido após uma execução, o EA dispara uma ordem a mercado oposta que retorna o estoque ao limite. A proteção foi reformulada na v3.29 (revisada): a versão original (v3.28) usava ordem Stop pendente, mas em ativos com grade apertada ou tick size grande o Stop era rejeitado pela corretora por violar SYMBOL_TRADE_STOPS_LEVEL, deixando o estoque crescer sem controle.</w:t>
+        <w:t xml:space="preserve">O parâmetro EstoqueMaximo define o teto absoluto de volume que a grade pode manter aberto, expresso na mesma unidade dos volumes das ordens (ações para B3 stocks, contratos para futuros). Quando esse teto é excedido após uma execução, o EA dispara uma ordem a mercado oposta que retorna o volume da posição ao limite. A proteção foi reformulada na v3.29 (revisada): a versão original (v3.28) usava ordem Stop pendente, mas em ativos com grade apertada ou tick size grande o Stop era rejeitado pela corretora por violar SYMBOL_TRADE_STOPS_LEVEL, deixando o estoque crescer sem controle. Uma revisão posterior também corrigiu a semântica de EstoqueMaximo: agora é um limite de volume real, não de contagem de posições.</w:t>
       </w:r>
     </w:p>
     <w:p>
@@ -10546,7 +10586,7 @@
         <w:pStyle w:val="PargrafodaLista"/>
       </w:pPr>
       <w:r>
-        <w:t xml:space="preserve">Conta posições abertas (HEDGE: filtradas por MagicNumber; NETTING: volume consolidado dividido por VolumeMin).</w:t>
+        <w:t xml:space="preserve">Mede o volume total das posições (HEDGE: soma das posições filtradas por MagicNumber; NETTING: PositionGetDouble(POSITION_VOLUME) da consolidada).</w:t>
       </w:r>
     </w:p>
     <w:p>
@@ -10554,7 +10594,7 @@
         <w:pStyle w:val="PargrafodaLista"/>
       </w:pPr>
       <w:r>
-        <w:t xml:space="preserve">Se posições &gt; EstoqueMaximo, calcula k = posições - EstoqueMaximo (excedente).</w:t>
+        <w:t xml:space="preserve">Se volume_atual &gt; EstoqueMaximo, calcula k = volume_atual - EstoqueMaximo (excedente em volume real do ativo).</w:t>
       </w:r>
     </w:p>
     <w:p>
@@ -10562,7 +10602,7 @@
         <w:pStyle w:val="PargrafodaLista"/>
       </w:pPr>
       <w:r>
-        <w:t xml:space="preserve">Busca a próxima ordem pendente do lado acumulador (a que aumentaria ainda mais o estoque) no array da grade e captura v_próxima = volume dela.</w:t>
+        <w:t xml:space="preserve">Busca a próxima ordem pendente do lado acumulador no array da grade e captura v_próxima = volume dela.</w:t>
       </w:r>
     </w:p>
     <w:p>
@@ -10586,7 +10626,7 @@
         <w:pStyle w:val="Normal"/>
       </w:pPr>
       <w:r>
-        <w:t xml:space="preserve">volume_total = k × VolumeMin + v_próxima  (histerese)</w:t>
+        <w:t xml:space="preserve">volume_total = k + v_próxima  (histerese, na mesma unidade do ativo)</w:t>
       </w:r>
     </w:p>
     <w:p>
@@ -10594,7 +10634,15 @@
         <w:pStyle w:val="Normal"/>
       </w:pPr>
       <w:r>
-        <w:t xml:space="preserve">O termo k × VolumeMin retorna o estoque exatamente ao limite. O termo v_próxima cria um buffer de uma ordem inteira da grade — quando a próxima pendente for executada, o estoque retorna ao limite, sem disparar nova proteção imediata.</w:t>
+        <w:t xml:space="preserve">O termo k retorna o volume da posição exatamente ao limite. O termo v_próxima cria um buffer de uma ordem inteira da grade — quando a próxima pendente for executada, o volume volta ao limite, sem disparar nova proteção imediata.</w:t>
+      </w:r>
+    </w:p>
+    <w:p>
+      <w:pPr>
+        <w:pStyle w:val="Normal"/>
+      </w:pPr>
+      <w:r>
+        <w:t xml:space="preserve">Importante: não há multiplicação por volumeMin. EstoqueMaximo, k, v_próxima e o volume da ordem a mercado estão todos na mesma unidade (a mesma unidade dos volumes das ordens da grade).</w:t>
       </w:r>
     </w:p>
     <w:p>
@@ -10602,6 +10650,30 @@
         <w:pStyle w:val="Ttulo3"/>
       </w:pPr>
       <w:r>
+        <w:t xml:space="preserve">Exemplos numéricos:</w:t>
+      </w:r>
+    </w:p>
+    <w:p>
+      <w:pPr>
+        <w:pStyle w:val="PargrafodaLista"/>
+      </w:pPr>
+      <w:r>
+        <w:t xml:space="preserve">WIN (volumeMin = 1): limite = 20, excedente = 2, v_próxima = 2 → ordem a mercado de 4 contratos.</w:t>
+      </w:r>
+    </w:p>
+    <w:p>
+      <w:pPr>
+        <w:pStyle w:val="PargrafodaLista"/>
+      </w:pPr>
+      <w:r>
+        <w:t xml:space="preserve">VALE3 (volumeMin = 100): limite = 500, excedente = 200, v_próxima = 200 → ordem a mercado de 400 ações.</w:t>
+      </w:r>
+    </w:p>
+    <w:p>
+      <w:pPr>
+        <w:pStyle w:val="Ttulo3"/>
+      </w:pPr>
+      <w:r>
         <w:t xml:space="preserve">Execução em NETTING:</w:t>
       </w:r>
     </w:p>
@@ -10610,7 +10682,7 @@
         <w:pStyle w:val="Normal"/>
       </w:pPr>
       <w:r>
-        <w:t xml:space="preserve">Uma única ordem a mercado oposta reduz a posição consolidada do símbolo no volume calculado.</w:t>
+        <w:t xml:space="preserve">Uma única ordem a mercado oposta de volume_total = k + v_próxima reduz a posição consolidada do símbolo.</w:t>
       </w:r>
     </w:p>
     <w:p>
@@ -10623,10 +10695,66 @@
     </w:p>
     <w:p>
       <w:pPr>
+        <w:pStyle w:val="Normal"/>
+      </w:pPr>
+      <w:r>
+        <w:t xml:space="preserve">Itera fechando posições mais antigas (uma a uma, pelo POSITION_TIME). Para cada posição, se a soma fechada + volume_da_posição ainda for ≤ volume_total, fecha inteira com PositionClose(ticket). Caso contrário, fecha apenas o restante com PositionClosePartial(ticket, restante). Para quando soma_fechada ≥ volume_total.</w:t>
+      </w:r>
+    </w:p>
+    <w:p>
+      <w:pPr>
+        <w:pStyle w:val="Normal"/>
+      </w:pPr>
+      <w:r>
+        <w:t xml:space="preserve">Esse mecanismo garante o fechamento exato do alvo, sem over-close, mesmo quando as posições mais antigas têm volumes desiguais (grades com J ativo).</w:t>
+      </w:r>
+    </w:p>
+    <w:p>
+      <w:pPr>
+        <w:pStyle w:val="Ttulo3"/>
+      </w:pPr>
+      <w:r>
+        <w:t xml:space="preserve">Ordem das operações (crítico para B3):</w:t>
+      </w:r>
+    </w:p>
+    <w:p>
+      <w:pPr>
+        <w:pStyle w:val="Normal"/>
+      </w:pPr>
+      <w:r>
+        <w:t xml:space="preserve">A proteção é disparada ANTES da rotina InserirOrdensExtremas reposicionar as pendentes no book. Esse detalhe é essencial em corretoras B3 com prevenção de self-trade: se as novas pendentes do EA já estiverem ativas, a ordem a mercado é silenciosamente cancelada pelo broker (auto-execução do mesmo MagicNumber).</w:t>
+      </w:r>
+    </w:p>
+    <w:p>
+      <w:pPr>
+        <w:pStyle w:val="Ttulo3"/>
+      </w:pPr>
+      <w:r>
+        <w:t xml:space="preserve">Tag de identificação:</w:t>
+      </w:r>
+    </w:p>
+    <w:p>
+      <w:pPr>
+        <w:pStyle w:val="Normal"/>
+      </w:pPr>
+      <w:r>
+        <w:t xml:space="preserve">As ordens disparadas pela proteção carregam o comentário MaxInv:&lt;N&gt;. O OnTradeTransaction reconhece esse comentário, registra o deal no log e ignora o fluxo de gain — assim a proteção não cria ordens fantasmas na grade.</w:t>
+      </w:r>
+    </w:p>
+    <w:p>
+      <w:pPr>
+        <w:pStyle w:val="Ttulo3"/>
+      </w:pPr>
+      <w:r>
+        <w:t xml:space="preserve">Log esperado quando aciona:</w:t>
+      </w:r>
+    </w:p>
+    <w:p>
+      <w:pPr>
         <w:pStyle w:val="PargrafodaLista"/>
       </w:pPr>
       <w:r>
-        <w:t xml:space="preserve">Fecha as k posições mais antigas (uma a uma, pelo timestamp POSITION_TIME), por meio de PositionClose(ticket).</w:t>
+        <w:t xml:space="preserve">ESTOQUE MÁXIMO EXCEDIDO! Aplicando proteção (NETTING|HEDGE)</w:t>
       </w:r>
     </w:p>
     <w:p>
@@ -10634,7 +10762,7 @@
         <w:pStyle w:val="PargrafodaLista"/>
       </w:pPr>
       <w:r>
-        <w:t xml:space="preserve">Em seguida, dispara uma ordem a mercado adicional com volume = v_próxima como buffer de histerese.</w:t>
+        <w:t xml:space="preserve">Volume atual: V / Máximo: M (excedente k = K)</w:t>
       </w:r>
     </w:p>
     <w:p>
@@ -10642,7 +10770,63 @@
         <w:pStyle w:val="PargrafodaLista"/>
       </w:pPr>
       <w:r>
-        <w:t xml:space="preserve">Cada fechamento é log isolado, permitindo auditoria das posições afetadas.</w:t>
+        <w:t xml:space="preserve">Volume da próxima ordem da grade: P</w:t>
+      </w:r>
+    </w:p>
+    <w:p>
+      <w:pPr>
+        <w:pStyle w:val="PargrafodaLista"/>
+      </w:pPr>
+      <w:r>
+        <w:t xml:space="preserve">Volume a mercado: W (= k + v_próxima)</w:t>
+      </w:r>
+    </w:p>
+    <w:p>
+      <w:pPr>
+        <w:pStyle w:val="PargrafodaLista"/>
+      </w:pPr>
+      <w:r>
+        <w:t xml:space="preserve">Lado: VENDA | COMPRA</w:t>
+      </w:r>
+    </w:p>
+    <w:p>
+      <w:pPr>
+        <w:pStyle w:val="PargrafodaLista"/>
+      </w:pPr>
+      <w:r>
+        <w:t xml:space="preserve">Ordem a mercado enviada. Ticket: #...</w:t>
+      </w:r>
+    </w:p>
+    <w:p>
+      <w:pPr>
+        <w:pStyle w:val="PargrafodaLista"/>
+      </w:pPr>
+      <w:r>
+        <w:t xml:space="preserve">Volume agora: V' / Máximo: M</w:t>
+      </w:r>
+    </w:p>
+    <w:p>
+      <w:pPr>
+        <w:pStyle w:val="Ttulo2"/>
+      </w:pPr>
+      <w:r>
+        <w:t xml:space="preserve">5.10 Cooldown com Backoff Exponencial (v3.29)</w:t>
+      </w:r>
+    </w:p>
+    <w:p>
+      <w:pPr>
+        <w:pStyle w:val="Normal"/>
+      </w:pPr>
+      <w:r>
+        <w:t xml:space="preserve">Quando AcaoAposStopLoss = ACAO_STOP_COOLDOWN e o EA atinge o limite de PrejuizoMaximo, em vez de desativar imediatamente o EA pausa por um tempo configurável e tenta novamente.</w:t>
+      </w:r>
+    </w:p>
+    <w:p>
+      <w:pPr>
+        <w:pStyle w:val="Normal"/>
+      </w:pPr>
+      <w:r>
+        <w:t xml:space="preserve">Cada novo stop dobra a duração da pausa (backoff exponencial). Após esgotar MaxTentativasConsecutivas, o EA é desativado para o restante do dia (metaAtingidaHoje = true).</w:t>
       </w:r>
     </w:p>
     <w:p>
@@ -10650,7 +10834,79 @@
         <w:pStyle w:val="Ttulo3"/>
       </w:pPr>
       <w:r>
-        <w:t xml:space="preserve">Ordem das operações (crítico para B3):</w:t>
+        <w:t xml:space="preserve">Fluxo:</w:t>
+      </w:r>
+    </w:p>
+    <w:p>
+      <w:pPr>
+        <w:pStyle w:val="PargrafodaLista"/>
+      </w:pPr>
+      <w:r>
+        <w:t xml:space="preserve">PrejuizoMaximo atingido → tentativaAtual++ → entra em cooldown.</w:t>
+      </w:r>
+    </w:p>
+    <w:p>
+      <w:pPr>
+        <w:pStyle w:val="PargrafodaLista"/>
+      </w:pPr>
+      <w:r>
+        <w:t xml:space="preserve">Cancela todas as ordens pendentes e fecha todas as posições.</w:t>
+      </w:r>
+    </w:p>
+    <w:p>
+      <w:pPr>
+        <w:pStyle w:val="PargrafodaLista"/>
+      </w:pPr>
+      <w:r>
+        <w:t xml:space="preserve">Aguarda PausaInicialMinutos × 2^(tentativaAtual−1) minutos.</w:t>
+      </w:r>
+    </w:p>
+    <w:p>
+      <w:pPr>
+        <w:pStyle w:val="PargrafodaLista"/>
+      </w:pPr>
+      <w:r>
+        <w:t xml:space="preserve">Ao final, recria a grade (ou carrega a anterior se ReusarGradeAposPausa = true) e retoma operações.</w:t>
+      </w:r>
+    </w:p>
+    <w:p>
+      <w:pPr>
+        <w:pStyle w:val="Ttulo3"/>
+      </w:pPr>
+      <w:r>
+        <w:t xml:space="preserve">Resets:</w:t>
+      </w:r>
+    </w:p>
+    <w:p>
+      <w:pPr>
+        <w:pStyle w:val="PargrafodaLista"/>
+      </w:pPr>
+      <w:r>
+        <w:t xml:space="preserve">LucroAlvo atingido zera tentativaAtual (após uma vitória, recomeça a contagem).</w:t>
+      </w:r>
+    </w:p>
+    <w:p>
+      <w:pPr>
+        <w:pStyle w:val="PargrafodaLista"/>
+      </w:pPr>
+      <w:r>
+        <w:t xml:space="preserve">Reativação manual via botão 'Iniciar Operações' também zera tentativaAtual e o cooldown.</w:t>
+      </w:r>
+    </w:p>
+    <w:p>
+      <w:pPr>
+        <w:pStyle w:val="PargrafodaLista"/>
+      </w:pPr>
+      <w:r>
+        <w:t xml:space="preserve">Mudança de dia zera tentativaAtual e o cooldown.</w:t>
+      </w:r>
+    </w:p>
+    <w:p>
+      <w:pPr>
+        <w:pStyle w:val="Ttulo3"/>
+      </w:pPr>
+      <w:r>
+        <w:t xml:space="preserve">Painel:</w:t>
       </w:r>
     </w:p>
     <w:p>
@@ -10658,7 +10914,39 @@
         <w:pStyle w:val="Normal"/>
       </w:pPr>
       <w:r>
-        <w:t xml:space="preserve">A proteção é disparada ANTES da rotina InserirOrdensExtremas reposicionar as pendentes no book. Esse detalhe é essencial em corretoras B3 com prevenção de self-trade: se as novas pendentes do EA já estiverem ativas, a ordem a mercado é silenciosamente cancelada pelo broker (auto-execução do mesmo MagicNumber).</w:t>
+        <w:t xml:space="preserve">Durante o cooldown, o painel exibe 'EM COOLDOWN' e o tempo restante em minutos, junto da contagem de tentativas (ex: 2/3).</w:t>
+      </w:r>
+    </w:p>
+    <w:p>
+      <w:pPr>
+        <w:pStyle w:val="Normal"/>
+      </w:pPr>
+      <w:r>
+        <w:t xml:space="preserve">Durante o cooldown, a sincronização pós-reconexão e o processamento de novos deals são bloqueados, evitando que o EA reabra posições enquanto está pausado.</w:t>
+      </w:r>
+    </w:p>
+    <w:p>
+      <w:pPr>
+        <w:pStyle w:val="Ttulo1"/>
+      </w:pPr>
+      <w:r>
+        <w:t>6. NOVIDADES DA v3.22 À v3.29</w:t>
+      </w:r>
+    </w:p>
+    <w:p>
+      <w:pPr>
+        <w:pStyle w:val="Ttulo2"/>
+      </w:pPr>
+      <w:r>
+        <w:t xml:space="preserve">v3.29 — Cooldown com Backoff Exponencial Após Stop Loss</w:t>
+      </w:r>
+    </w:p>
+    <w:p>
+      <w:pPr>
+        <w:pStyle w:val="Normal"/>
+      </w:pPr>
+      <w:r>
+        <w:t xml:space="preserve">Principal novidade desta versão. Permite ao EA reagir de forma escalonada ao atingir o limite de prejuízo, em vez de simplesmente desativar.</w:t>
       </w:r>
     </w:p>
     <w:p>
@@ -10666,7 +10954,31 @@
         <w:pStyle w:val="Ttulo3"/>
       </w:pPr>
       <w:r>
-        <w:t xml:space="preserve">Tag de identificação:</w:t>
+        <w:t xml:space="preserve">Novo enum ENUM_ACAO_STOP com três opções:</w:t>
+      </w:r>
+    </w:p>
+    <w:p>
+      <w:pPr>
+        <w:pStyle w:val="PargrafodaLista"/>
+      </w:pPr>
+      <w:r>
+        <w:t xml:space="preserve">ACAO_STOP_DESATIVAR: comportamento padrão das versões anteriores — fecha tudo e desativa.</w:t>
+      </w:r>
+    </w:p>
+    <w:p>
+      <w:pPr>
+        <w:pStyle w:val="PargrafodaLista"/>
+      </w:pPr>
+      <w:r>
+        <w:t xml:space="preserve">ACAO_STOP_RECRIAR: fecha tudo e cria nova grade imediatamente.</w:t>
+      </w:r>
+    </w:p>
+    <w:p>
+      <w:pPr>
+        <w:pStyle w:val="PargrafodaLista"/>
+      </w:pPr>
+      <w:r>
+        <w:t xml:space="preserve">ACAO_STOP_COOLDOWN: pausa com backoff exponencial e retoma operações ao final.</w:t>
       </w:r>
     </w:p>
     <w:p>
@@ -10674,15 +10986,39 @@
         <w:pStyle w:val="Normal"/>
       </w:pPr>
       <w:r>
-        <w:t xml:space="preserve">As ordens disparadas pela proteção carregam o comentário MaxInv:&lt;N&gt;. O OnTradeTransaction reconhece esse comentário, registra o deal no log e ignora o fluxo de gain — assim a proteção não cria ordens fantasmas na grade.</w:t>
-      </w:r>
-    </w:p>
-    <w:p>
-      <w:pPr>
-        <w:pStyle w:val="Ttulo3"/>
-      </w:pPr>
-      <w:r>
-        <w:t xml:space="preserve">Log esperado quando aciona:</w:t>
+        <w:t xml:space="preserve">Novos parâmetros: AcaoAposStopLoss, PausaInicialMinutos, MaxTentativasConsecutivas, ReusarGradeAposPausa.</w:t>
+      </w:r>
+    </w:p>
+    <w:p>
+      <w:pPr>
+        <w:pStyle w:val="Normal"/>
+      </w:pPr>
+      <w:r>
+        <w:t xml:space="preserve">Backoff: a pausa dobra a cada nova tentativa (30 → 60 → 120 min). Após esgotar tentativas, EA desativa para o dia.</w:t>
+      </w:r>
+    </w:p>
+    <w:p>
+      <w:pPr>
+        <w:pStyle w:val="Normal"/>
+      </w:pPr>
+      <w:r>
+        <w:t xml:space="preserve">Resets automáticos: lucro atingido, reativação manual e mudança de dia zeram o contador.</w:t>
+      </w:r>
+    </w:p>
+    <w:p>
+      <w:pPr>
+        <w:pStyle w:val="Ttulo2"/>
+      </w:pPr>
+      <w:r>
+        <w:t>v3.28 / v3.29 — Estoque Máximo (Ordem a Mercado com Histerese)</w:t>
+      </w:r>
+    </w:p>
+    <w:p>
+      <w:pPr>
+        <w:pStyle w:val="Normal"/>
+      </w:pPr>
+      <w:r>
+        <w:t xml:space="preserve">v3.28 introduziu o controle de estoque via Stop pendente; v3.29 (revisada) substituiu o Stop por ordem a mercado com histerese, eliminando rejeições por SYMBOL_TRADE_STOPS_LEVEL e self-trade na B3. Uma revisão posterior corrigiu a semântica: EstoqueMaximo agora é um limite de VOLUME REAL do ativo (na mesma unidade dos volumes das ordens), não uma contagem de posições.</w:t>
       </w:r>
     </w:p>
     <w:p>
@@ -10690,7 +11026,7 @@
         <w:pStyle w:val="PargrafodaLista"/>
       </w:pPr>
       <w:r>
-        <w:t xml:space="preserve">ESTOQUE MÁXIMO EXCEDIDO! Aplicando proteção (NETTING|HEDGE)</w:t>
+        <w:t xml:space="preserve">Parâmetro: EstoqueMaximo (int, 0 = desabilitado). Unidade: a mesma dos volumes das ordens (ações, contratos).</w:t>
       </w:r>
     </w:p>
     <w:p>
@@ -10698,7 +11034,7 @@
         <w:pStyle w:val="PargrafodaLista"/>
       </w:pPr>
       <w:r>
-        <w:t xml:space="preserve">Posições abertas: X / Máximo: Y (excedente k = N)</w:t>
+        <w:t xml:space="preserve">Detecção: após cada execução, se volume_atual &gt; EstoqueMaximo.</w:t>
       </w:r>
     </w:p>
     <w:p>
@@ -10706,7 +11042,7 @@
         <w:pStyle w:val="PargrafodaLista"/>
       </w:pPr>
       <w:r>
-        <w:t xml:space="preserve">Volume da próxima ordem da grade: V</w:t>
+        <w:t xml:space="preserve">Cálculo: volume a mercado = k + v_próxima (k = volume_atual - EstoqueMaximo; v_próxima = volume da próxima ordem da grade no lado acumulador).</w:t>
       </w:r>
     </w:p>
     <w:p>
@@ -10714,7 +11050,7 @@
         <w:pStyle w:val="PargrafodaLista"/>
       </w:pPr>
       <w:r>
-        <w:t xml:space="preserve">Volume a mercado: W (= k*VolumeMin + v_próxima)</w:t>
+        <w:t xml:space="preserve">NETTING: ordem a mercado oposta única, reduz a consolidada.</w:t>
       </w:r>
     </w:p>
     <w:p>
@@ -10722,7 +11058,7 @@
         <w:pStyle w:val="PargrafodaLista"/>
       </w:pPr>
       <w:r>
-        <w:t xml:space="preserve">Lado: VENDA | COMPRA</w:t>
+        <w:t xml:space="preserve">HEDGE: fecha posições mais antigas (PositionClose ou PositionClosePartial) até cobrir exatamente k + v_próxima.</w:t>
       </w:r>
     </w:p>
     <w:p>
@@ -10730,7 +11066,7 @@
         <w:pStyle w:val="PargrafodaLista"/>
       </w:pPr>
       <w:r>
-        <w:t xml:space="preserve">Ordem a mercado enviada. Ticket: #...</w:t>
+        <w:t xml:space="preserve">Ordem disparada ANTES de InserirOrdensExtremas para evitar cancelamento por self-trade contra pendentes do próprio EA.</w:t>
       </w:r>
     </w:p>
     <w:p>
@@ -10738,39 +11074,7 @@
         <w:pStyle w:val="PargrafodaLista"/>
       </w:pPr>
       <w:r>
-        <w:t xml:space="preserve">Posições agora: X' / Máximo: Y</w:t>
-      </w:r>
-    </w:p>
-    <w:p>
-      <w:pPr>
-        <w:pStyle w:val="Ttulo2"/>
-      </w:pPr>
-      <w:r>
-        <w:t xml:space="preserve">5.10 Cooldown com Backoff Exponencial (v3.29)</w:t>
-      </w:r>
-    </w:p>
-    <w:p>
-      <w:pPr>
-        <w:pStyle w:val="Normal"/>
-      </w:pPr>
-      <w:r>
-        <w:t xml:space="preserve">Quando AcaoAposStopLoss = ACAO_STOP_COOLDOWN e o EA atinge o limite de PrejuizoMaximo, em vez de desativar imediatamente o EA pausa por um tempo configurável e tenta novamente.</w:t>
-      </w:r>
-    </w:p>
-    <w:p>
-      <w:pPr>
-        <w:pStyle w:val="Normal"/>
-      </w:pPr>
-      <w:r>
-        <w:t xml:space="preserve">Cada novo stop dobra a duração da pausa (backoff exponencial). Após esgotar MaxTentativasConsecutivas, o EA é desativado para o restante do dia (metaAtingidaHoje = true).</w:t>
-      </w:r>
-    </w:p>
-    <w:p>
-      <w:pPr>
-        <w:pStyle w:val="Ttulo3"/>
-      </w:pPr>
-      <w:r>
-        <w:t xml:space="preserve">Fluxo:</w:t>
+        <w:t xml:space="preserve">Tag MaxInv:&lt;N&gt; no comentário das ordens de proteção; OnTradeTransaction ignora esses deals no fluxo da grade.</w:t>
       </w:r>
     </w:p>
     <w:p>
@@ -10778,7 +11082,7 @@
         <w:pStyle w:val="PargrafodaLista"/>
       </w:pPr>
       <w:r>
-        <w:t xml:space="preserve">PrejuizoMaximo atingido → tentativaAtual++ → entra em cooldown.</w:t>
+        <w:t xml:space="preserve">Histerese garante que a próxima execução da grade traga o volume exatamente ao limite, sem ping-pong de proteção.</w:t>
       </w:r>
     </w:p>
     <w:p>
@@ -10786,239 +11090,7 @@
         <w:pStyle w:val="PargrafodaLista"/>
       </w:pPr>
       <w:r>
-        <w:t xml:space="preserve">Cancela todas as ordens pendentes e fecha todas as posições.</w:t>
-      </w:r>
-    </w:p>
-    <w:p>
-      <w:pPr>
-        <w:pStyle w:val="PargrafodaLista"/>
-      </w:pPr>
-      <w:r>
-        <w:t xml:space="preserve">Aguarda PausaInicialMinutos × 2^(tentativaAtual−1) minutos.</w:t>
-      </w:r>
-    </w:p>
-    <w:p>
-      <w:pPr>
-        <w:pStyle w:val="PargrafodaLista"/>
-      </w:pPr>
-      <w:r>
-        <w:t xml:space="preserve">Ao final, recria a grade (ou carrega a anterior se ReusarGradeAposPausa = true) e retoma operações.</w:t>
-      </w:r>
-    </w:p>
-    <w:p>
-      <w:pPr>
-        <w:pStyle w:val="Ttulo3"/>
-      </w:pPr>
-      <w:r>
-        <w:t xml:space="preserve">Resets:</w:t>
-      </w:r>
-    </w:p>
-    <w:p>
-      <w:pPr>
-        <w:pStyle w:val="PargrafodaLista"/>
-      </w:pPr>
-      <w:r>
-        <w:t xml:space="preserve">LucroAlvo atingido zera tentativaAtual (após uma vitória, recomeça a contagem).</w:t>
-      </w:r>
-    </w:p>
-    <w:p>
-      <w:pPr>
-        <w:pStyle w:val="PargrafodaLista"/>
-      </w:pPr>
-      <w:r>
-        <w:t xml:space="preserve">Reativação manual via botão 'Iniciar Operações' também zera tentativaAtual e o cooldown.</w:t>
-      </w:r>
-    </w:p>
-    <w:p>
-      <w:pPr>
-        <w:pStyle w:val="PargrafodaLista"/>
-      </w:pPr>
-      <w:r>
-        <w:t xml:space="preserve">Mudança de dia zera tentativaAtual e o cooldown.</w:t>
-      </w:r>
-    </w:p>
-    <w:p>
-      <w:pPr>
-        <w:pStyle w:val="Ttulo3"/>
-      </w:pPr>
-      <w:r>
-        <w:t xml:space="preserve">Painel:</w:t>
-      </w:r>
-    </w:p>
-    <w:p>
-      <w:pPr>
-        <w:pStyle w:val="Normal"/>
-      </w:pPr>
-      <w:r>
-        <w:t xml:space="preserve">Durante o cooldown, o painel exibe 'EM COOLDOWN' e o tempo restante em minutos, junto da contagem de tentativas (ex: 2/3).</w:t>
-      </w:r>
-    </w:p>
-    <w:p>
-      <w:pPr>
-        <w:pStyle w:val="Normal"/>
-      </w:pPr>
-      <w:r>
-        <w:t xml:space="preserve">Durante o cooldown, a sincronização pós-reconexão e o processamento de novos deals são bloqueados, evitando que o EA reabra posições enquanto está pausado.</w:t>
-      </w:r>
-    </w:p>
-    <w:p>
-      <w:pPr>
-        <w:pStyle w:val="Ttulo1"/>
-      </w:pPr>
-      <w:r>
-        <w:t>6. NOVIDADES DA v3.22 À v3.29</w:t>
-      </w:r>
-    </w:p>
-    <w:p>
-      <w:pPr>
-        <w:pStyle w:val="Ttulo2"/>
-      </w:pPr>
-      <w:r>
-        <w:t xml:space="preserve">v3.29 — Cooldown com Backoff Exponencial Após Stop Loss</w:t>
-      </w:r>
-    </w:p>
-    <w:p>
-      <w:pPr>
-        <w:pStyle w:val="Normal"/>
-      </w:pPr>
-      <w:r>
-        <w:t xml:space="preserve">Principal novidade desta versão. Permite ao EA reagir de forma escalonada ao atingir o limite de prejuízo, em vez de simplesmente desativar.</w:t>
-      </w:r>
-    </w:p>
-    <w:p>
-      <w:pPr>
-        <w:pStyle w:val="Ttulo3"/>
-      </w:pPr>
-      <w:r>
-        <w:t xml:space="preserve">Novo enum ENUM_ACAO_STOP com três opções:</w:t>
-      </w:r>
-    </w:p>
-    <w:p>
-      <w:pPr>
-        <w:pStyle w:val="PargrafodaLista"/>
-      </w:pPr>
-      <w:r>
-        <w:t xml:space="preserve">ACAO_STOP_DESATIVAR: comportamento padrão das versões anteriores — fecha tudo e desativa.</w:t>
-      </w:r>
-    </w:p>
-    <w:p>
-      <w:pPr>
-        <w:pStyle w:val="PargrafodaLista"/>
-      </w:pPr>
-      <w:r>
-        <w:t xml:space="preserve">ACAO_STOP_RECRIAR: fecha tudo e cria nova grade imediatamente.</w:t>
-      </w:r>
-    </w:p>
-    <w:p>
-      <w:pPr>
-        <w:pStyle w:val="PargrafodaLista"/>
-      </w:pPr>
-      <w:r>
-        <w:t xml:space="preserve">ACAO_STOP_COOLDOWN: pausa com backoff exponencial e retoma operações ao final.</w:t>
-      </w:r>
-    </w:p>
-    <w:p>
-      <w:pPr>
-        <w:pStyle w:val="Normal"/>
-      </w:pPr>
-      <w:r>
-        <w:t xml:space="preserve">Novos parâmetros: AcaoAposStopLoss, PausaInicialMinutos, MaxTentativasConsecutivas, ReusarGradeAposPausa.</w:t>
-      </w:r>
-    </w:p>
-    <w:p>
-      <w:pPr>
-        <w:pStyle w:val="Normal"/>
-      </w:pPr>
-      <w:r>
-        <w:t xml:space="preserve">Backoff: a pausa dobra a cada nova tentativa (30 → 60 → 120 min). Após esgotar tentativas, EA desativa para o dia.</w:t>
-      </w:r>
-    </w:p>
-    <w:p>
-      <w:pPr>
-        <w:pStyle w:val="Normal"/>
-      </w:pPr>
-      <w:r>
-        <w:t xml:space="preserve">Resets automáticos: lucro atingido, reativação manual e mudança de dia zeram o contador.</w:t>
-      </w:r>
-    </w:p>
-    <w:p>
-      <w:pPr>
-        <w:pStyle w:val="Ttulo2"/>
-      </w:pPr>
-      <w:r>
-        <w:t>v3.28 / v3.29 — Estoque Máximo (Ordem a Mercado com Histerese)</w:t>
-      </w:r>
-    </w:p>
-    <w:p>
-      <w:pPr>
-        <w:pStyle w:val="Normal"/>
-      </w:pPr>
-      <w:r>
-        <w:t xml:space="preserve">v3.28 introduziu o controle de estoque via Stop pendente; v3.29 (revisada) substituiu o Stop por ordem a mercado com histerese, eliminando rejeições por SYMBOL_TRADE_STOPS_LEVEL e self-trade na B3.</w:t>
-      </w:r>
-    </w:p>
-    <w:p>
-      <w:pPr>
-        <w:pStyle w:val="PargrafodaLista"/>
-      </w:pPr>
-      <w:r>
-        <w:t xml:space="preserve">Parâmetro: EstoqueMaximo (int, 0 = desabilitado).</w:t>
-      </w:r>
-    </w:p>
-    <w:p>
-      <w:pPr>
-        <w:pStyle w:val="PargrafodaLista"/>
-      </w:pPr>
-      <w:r>
-        <w:t xml:space="preserve">Detecção: após cada execução, se posições &gt; EstoqueMaximo.</w:t>
-      </w:r>
-    </w:p>
-    <w:p>
-      <w:pPr>
-        <w:pStyle w:val="PargrafodaLista"/>
-      </w:pPr>
-      <w:r>
-        <w:t xml:space="preserve">Cálculo: volume = k × VolumeMin + v_próxima (k = excedente; v_próxima = volume da próxima ordem da grade no lado acumulador).</w:t>
-      </w:r>
-    </w:p>
-    <w:p>
-      <w:pPr>
-        <w:pStyle w:val="PargrafodaLista"/>
-      </w:pPr>
-      <w:r>
-        <w:t xml:space="preserve">NETTING: ordem a mercado oposta única, reduz a consolidada.</w:t>
-      </w:r>
-    </w:p>
-    <w:p>
-      <w:pPr>
-        <w:pStyle w:val="PargrafodaLista"/>
-      </w:pPr>
-      <w:r>
-        <w:t xml:space="preserve">HEDGE: fecha k posições mais antigas + buffer a mercado de v_próxima.</w:t>
-      </w:r>
-    </w:p>
-    <w:p>
-      <w:pPr>
-        <w:pStyle w:val="PargrafodaLista"/>
-      </w:pPr>
-      <w:r>
-        <w:t xml:space="preserve">Ordem disparada ANTES de InserirOrdensExtremas para evitar cancelamento por self-trade contra pendentes do próprio EA.</w:t>
-      </w:r>
-    </w:p>
-    <w:p>
-      <w:pPr>
-        <w:pStyle w:val="PargrafodaLista"/>
-      </w:pPr>
-      <w:r>
-        <w:t xml:space="preserve">Tag MaxInv:&lt;N&gt; no comentário das ordens de proteção; OnTradeTransaction ignora esses deals no fluxo da grade.</w:t>
-      </w:r>
-    </w:p>
-    <w:p>
-      <w:pPr>
-        <w:pStyle w:val="PargrafodaLista"/>
-      </w:pPr>
-      <w:r>
-        <w:t xml:space="preserve">Histerese garante que a próxima execução da grade traga o estoque exatamente ao limite, sem ping-pong de proteção.</w:t>
+        <w:t xml:space="preserve">Compatibilidade: para ativos com volumeMin = 1 (WIN, WDO) o comportamento permanece idêntico. Para ativos com volumeMin &gt; 1 (ações, opções) o EstoqueMaximo agora é interpretado corretamente em volume real.</w:t>
       </w:r>
     </w:p>
     <w:p>
@@ -16239,7 +16311,7 @@
           </w:tcPr>
           <w:p>
             <w:r>
-              <w:t>Configurar valor positivo (ex.: metade do tamanho da grade).</w:t>
+              <w:t>Configurar valor positivo (em volume real do ativo).</w:t>
             </w:r>
           </w:p>
         </w:tc>
@@ -16251,7 +16323,7 @@
           </w:tcPr>
           <w:p>
             <w:r>
-              <w:t>Estoque ultrapassa o limite e fica preso</w:t>
+              <w:t>EstoqueMaximo configurado mas estoque cresce muito</w:t>
             </w:r>
           </w:p>
         </w:tc>
@@ -16261,7 +16333,7 @@
           </w:tcPr>
           <w:p>
             <w:r>
-              <w:t>Mercado muito rápido; várias execuções em sequência</w:t>
+              <w:t>Confusão de unidade: EstoqueMaximo é volume real, não 'lotes padrão'</w:t>
             </w:r>
           </w:p>
         </w:tc>
@@ -16271,7 +16343,7 @@
           </w:tcPr>
           <w:p>
             <w:r>
-              <w:t>Próxima execução já dispara a proteção. Confira se o log mostra 'ESTOQUE MÁXIMO EXCEDIDO'.</w:t>
+              <w:t>Para VALE3, EstoqueMaximo=500 significa 500 ações (= 5 lotes padrão). Para WIN, 20 significa 20 contratos.</w:t>
             </w:r>
           </w:p>
         </w:tc>
@@ -16283,7 +16355,7 @@
           </w:tcPr>
           <w:p>
             <w:r>
-              <w:t>Log mostra ordem enviada mas posição não reduz</w:t>
+              <w:t>Volume ultrapassa o limite e fica preso</w:t>
             </w:r>
           </w:p>
         </w:tc>
@@ -16293,7 +16365,7 @@
           </w:tcPr>
           <w:p>
             <w:r>
-              <w:t>Self-trade: pendentes do EA no book</w:t>
+              <w:t>Mercado muito rápido; várias execuções em sequência</w:t>
             </w:r>
           </w:p>
         </w:tc>
@@ -16303,7 +16375,7 @@
           </w:tcPr>
           <w:p>
             <w:r>
-              <w:t>Confirme que a versão é v3.29 (revisada) — a proteção é disparada ANTES de InserirOrdensExtremas.</w:t>
+              <w:t>Próxima execução já dispara a proteção. Confira o log 'ESTOQUE MÁXIMO EXCEDIDO'.</w:t>
             </w:r>
           </w:p>
         </w:tc>
@@ -16315,7 +16387,7 @@
           </w:tcPr>
           <w:p>
             <w:r>
-              <w:t>Sem mais ordens na grade para histerese</w:t>
+              <w:t>Log mostra ordem enviada mas volume não reduz</w:t>
             </w:r>
           </w:p>
         </w:tc>
@@ -16325,7 +16397,7 @@
           </w:tcPr>
           <w:p>
             <w:r>
-              <w:t>Grade chegou ao fim</w:t>
+              <w:t>Self-trade: pendentes do EA no book</w:t>
             </w:r>
           </w:p>
         </w:tc>
@@ -16335,7 +16407,7 @@
           </w:tcPr>
           <w:p>
             <w:r>
-              <w:t>Aumente OrderCountAbove/Below ou ajuste EstoqueMaximo.</w:t>
+              <w:t>Confirme que a versão é v3.29 (revisada) — a proteção é disparada ANTES de InserirOrdensExtremas.</w:t>
             </w:r>
           </w:p>
         </w:tc>
@@ -16347,6 +16419,38 @@
           </w:tcPr>
           <w:p>
             <w:r>
+              <w:t>Sem próxima ordem na grade para histerese</w:t>
+            </w:r>
+          </w:p>
+        </w:tc>
+        <w:tc>
+          <w:tcPr>
+            <w:tcW w:type="dxa" w:w="3249"/>
+          </w:tcPr>
+          <w:p>
+            <w:r>
+              <w:t>Grade chegou ao fim</w:t>
+            </w:r>
+          </w:p>
+        </w:tc>
+        <w:tc>
+          <w:tcPr>
+            <w:tcW w:type="dxa" w:w="3249"/>
+          </w:tcPr>
+          <w:p>
+            <w:r>
+              <w:t>Sem buffer; proteção fecha apenas o excedente (k). Aumente OrderCountAbove/Below ou ajuste EstoqueMaximo.</w:t>
+            </w:r>
+          </w:p>
+        </w:tc>
+      </w:tr>
+      <w:tr>
+        <w:tc>
+          <w:tcPr>
+            <w:tcW w:type="dxa" w:w="3249"/>
+          </w:tcPr>
+          <w:p>
+            <w:r>
               <w:t>HEDGE: posição antiga não fecha</w:t>
             </w:r>
           </w:p>
@@ -16357,7 +16461,7 @@
           </w:tcPr>
           <w:p>
             <w:r>
-              <w:t>Falha no PositionClose (erro no log)</w:t>
+              <w:t>Falha no PositionClose/PartialClose (erro no log)</w:t>
             </w:r>
           </w:p>
         </w:tc>
@@ -18325,7 +18429,29 @@
           </w:tcPr>
           <w:p>
             <w:r>
-              <w:t>Aplica o teto de Estoque Máximo via ordem a mercado oposta com histerese (v3.29 revisada — substitui InserirOrdemStop)</w:t>
+              <w:t>Aplica o teto de Estoque Máximo via ordem a mercado oposta de volume = k + v_próxima (k = volume_atual - EstoqueMaximo). Em HEDGE, fecha posições mais antigas com partial close conforme necessário. (v3.29 revisada)</w:t>
+            </w:r>
+          </w:p>
+        </w:tc>
+      </w:tr>
+      <w:tr>
+        <w:tc>
+          <w:tcPr>
+            <w:tcW w:type="dxa" w:w="4000"/>
+          </w:tcPr>
+          <w:p>
+            <w:r>
+              <w:t>ObterVolumeTotalPosicoes()</w:t>
+            </w:r>
+          </w:p>
+        </w:tc>
+        <w:tc>
+          <w:tcPr>
+            <w:tcW w:type="dxa" w:w="5026"/>
+          </w:tcPr>
+          <w:p>
+            <w:r>
+              <w:t>Retorna o volume total das posições do EA (HEDGE: soma por MagicNumber; NETTING: volume da consolidada do símbolo). Usado por AplicarEstoqueMaximo. (v3.29 revisada)</w:t>
             </w:r>
           </w:p>
         </w:tc>
@@ -20939,7 +21065,7 @@
           </w:tcPr>
           <w:p>
             <w:r>
-              <w:t>Limite máximo de posições simultâneas; ao ser excedido, o EA dispara ordem a mercado oposta para retornar ao limite (v3.28 / v3.29)</w:t>
+              <w:t>Limite máximo de VOLUME REAL do ativo (ações, contratos), na mesma unidade dos volumes das ordens da grade. Ao ser excedido, o EA dispara ordem a mercado oposta para retornar ao limite (v3.28 / v3.29)</w:t>
             </w:r>
           </w:p>
         </w:tc>
@@ -20961,7 +21087,7 @@
           </w:tcPr>
           <w:p>
             <w:r>
-              <w:t>Ordem a mercado oposta enviada quando posições &gt; EstoqueMaximo, com volume = k * VolumeMin + v_próxima da grade (histerese). Substitui a antiga Stop de Proteção pendente da v3.28. (v3.29 revisada)</w:t>
+              <w:t>Ordem a mercado oposta enviada quando volume_atual &gt; EstoqueMaximo, com volume = k + v_próxima onde k = volume_atual - EstoqueMaximo (na mesma unidade dos volumes das ordens da grade). Substitui a antiga Stop de Proteção pendente da v3.28. (v3.29 revisada)</w:t>
             </w:r>
           </w:p>
         </w:tc>
